--- a/klagomål/Oxliden FSC-klagomål.docx
+++ b/klagomål/Oxliden FSC-klagomål.docx
@@ -1,6 +1,6 @@
 
 <file path=word/document.xml><?xml version="1.0" encoding="utf-8"?>
-<w:document xmlns:wpc="http://schemas.microsoft.com/office/word/2010/wordprocessingCanvas" xmlns:cx="http://schemas.microsoft.com/office/drawing/2014/chartex" xmlns:cx1="http://schemas.microsoft.com/office/drawing/2015/9/8/chartex" xmlns:cx2="http://schemas.microsoft.com/office/drawing/2015/10/21/chartex" xmlns:cx3="http://schemas.microsoft.com/office/drawing/2016/5/9/chartex" xmlns:cx4="http://schemas.microsoft.com/office/drawing/2016/5/10/chartex" xmlns:cx5="http://schemas.microsoft.com/office/drawing/2016/5/11/chartex" xmlns:cx6="http://schemas.microsoft.com/office/drawing/2016/5/12/chartex" xmlns:cx7="http://schemas.microsoft.com/office/drawing/2016/5/13/chartex" xmlns:cx8="http://schemas.microsoft.com/office/drawing/2016/5/14/chartex" xmlns:mc="http://schemas.openxmlformats.org/markup-compatibility/2006" xmlns:aink="http://schemas.microsoft.com/office/drawing/2016/ink" xmlns:am3d="http://schemas.microsoft.com/office/drawing/2017/model3d" xmlns:o="urn:schemas-microsoft-com:office:office" xmlns:oel="http://schemas.microsoft.com/office/2019/extlst" xmlns:r="http://schemas.openxmlformats.org/officeDocument/2006/relationships" xmlns:m="http://schemas.openxmlformats.org/officeDocument/2006/math" xmlns:v="urn:schemas-microsoft-com:vml" xmlns:wp14="http://schemas.microsoft.com/office/word/2010/wordprocessingDrawing" xmlns:wp="http://schemas.openxmlformats.org/drawingml/2006/wordprocessingDrawing" xmlns:w10="urn:schemas-microsoft-com:office:word" xmlns:w="http://schemas.openxmlformats.org/wordprocessingml/2006/main" xmlns:w14="http://schemas.microsoft.com/office/word/2010/wordml" xmlns:w15="http://schemas.microsoft.com/office/word/2012/wordml" xmlns:w16cex="http://schemas.microsoft.com/office/word/2018/wordml/cex" xmlns:w16cid="http://schemas.microsoft.com/office/word/2016/wordml/cid" xmlns:w16="http://schemas.microsoft.com/office/word/2018/wordml" xmlns:w16sdtdh="http://schemas.microsoft.com/office/word/2020/wordml/sdtdatahash" xmlns:w16se="http://schemas.microsoft.com/office/word/2015/wordml/symex" xmlns:wpg="http://schemas.microsoft.com/office/word/2010/wordprocessingGroup" xmlns:wpi="http://schemas.microsoft.com/office/word/2010/wordprocessingInk" xmlns:wne="http://schemas.microsoft.com/office/word/2006/wordml" xmlns:wps="http://schemas.microsoft.com/office/word/2010/wordprocessingShape" mc:Ignorable="w14 w15 w16se w16cid w16 w16cex w16sdtdh wp14">
+<w:document xmlns:wpc="http://schemas.microsoft.com/office/word/2010/wordprocessingCanvas" xmlns:cx="http://schemas.microsoft.com/office/drawing/2014/chartex" xmlns:cx1="http://schemas.microsoft.com/office/drawing/2015/9/8/chartex" xmlns:cx2="http://schemas.microsoft.com/office/drawing/2015/10/21/chartex" xmlns:cx3="http://schemas.microsoft.com/office/drawing/2016/5/9/chartex" xmlns:cx4="http://schemas.microsoft.com/office/drawing/2016/5/10/chartex" xmlns:cx5="http://schemas.microsoft.com/office/drawing/2016/5/11/chartex" xmlns:cx6="http://schemas.microsoft.com/office/drawing/2016/5/12/chartex" xmlns:cx7="http://schemas.microsoft.com/office/drawing/2016/5/13/chartex" xmlns:cx8="http://schemas.microsoft.com/office/drawing/2016/5/14/chartex" xmlns:mc="http://schemas.openxmlformats.org/markup-compatibility/2006" xmlns:aink="http://schemas.microsoft.com/office/drawing/2016/ink" xmlns:am3d="http://schemas.microsoft.com/office/drawing/2017/model3d" xmlns:o="urn:schemas-microsoft-com:office:office" xmlns:oel="http://schemas.microsoft.com/office/2019/extlst" xmlns:r="http://schemas.openxmlformats.org/officeDocument/2006/relationships" xmlns:m="http://schemas.openxmlformats.org/officeDocument/2006/math" xmlns:v="urn:schemas-microsoft-com:vml" xmlns:wp14="http://schemas.microsoft.com/office/word/2010/wordprocessingDrawing" xmlns:wp="http://schemas.openxmlformats.org/drawingml/2006/wordprocessingDrawing" xmlns:w10="urn:schemas-microsoft-com:office:word" xmlns:w="http://schemas.openxmlformats.org/wordprocessingml/2006/main" xmlns:w14="http://schemas.microsoft.com/office/word/2010/wordml" xmlns:w15="http://schemas.microsoft.com/office/word/2012/wordml" xmlns:w16cex="http://schemas.microsoft.com/office/word/2018/wordml/cex" xmlns:w16cid="http://schemas.microsoft.com/office/word/2016/wordml/cid" xmlns:w16="http://schemas.microsoft.com/office/word/2018/wordml" xmlns:w16du="http://schemas.microsoft.com/office/word/2023/wordml/word16du" xmlns:w16sdtdh="http://schemas.microsoft.com/office/word/2020/wordml/sdtdatahash" xmlns:w16sdtfl="http://schemas.microsoft.com/office/word/2024/wordml/sdtformatlock" xmlns:w16se="http://schemas.microsoft.com/office/word/2015/wordml/symex" xmlns:wpg="http://schemas.microsoft.com/office/word/2010/wordprocessingGroup" xmlns:wpi="http://schemas.microsoft.com/office/word/2010/wordprocessingInk" xmlns:wne="http://schemas.microsoft.com/office/word/2006/wordml" xmlns:wps="http://schemas.microsoft.com/office/word/2010/wordprocessingShape" mc:Ignorable="w14 w15 w16se w16cid w16 w16cex w16sdtdh w16sdtfl w16du wp14">
   <w:body>
     <w:p>
       <w:r>
@@ -112,7 +112,7 @@
         <w:pStyle w:val="ListBullet"/>
       </w:pPr>
       <w:r>
-        <w:t>Om ett ombud (tex Norra skog eller Mellanskog) avverkningsanmäler en skog med naturvärden motsvarande nyckelbiotops kvalité men markägaren inte är FSC certifierad, bör du skicka in ett FSC kontrollerat virke klagomål. Då ska klagomålet skickas till ombudsföretaget.</w:t>
+        <w:t>Om ett ombud (tex Norra skog eller Mellanskog) avverkningsanmäler en skog med naturvärden motsvarande nyckelbiotops kvalitet men markägaren inte är FSC certifierad, bör du skicka in ett FSC kontrollerat virke klagomål. Då ska klagomålet skickas till ombudsföretaget.</w:t>
       </w:r>
     </w:p>
     <w:p>
@@ -168,35 +168,7 @@
     </w:p>
     <w:p>
       <w:r>
-        <w:t>Detta dokument behandlar höga naturvärden i avverkningsanmälan Oxliden i Bjurholms kommun. Denna avverkningsanmälan inkom 2025-08-02 och omfattar 258,7 ha.</w:t>
-      </w:r>
-    </w:p>
-    <w:p>
-      <w:r>
-        <w:t>Nedan presenteras fynd av naturvårdsarter och fridlysta arter som gjorts i det avverkningsanmälda området, samt relevanta utdrag ur standarderna för FSC, Chain of Custody, Controlled Wood och PEFC. I BILAGA 1 finns artfakta om fridlysta och rödlistade arter.</w:t>
-      </w:r>
-    </w:p>
-    <w:p>
-      <w:r>
-        <w:t>Vi förväntar oss att ni återkommer med ett skriftligt svar på vårt klagomål och även beskriver vilka korrigerande åtgärder ni satt in för att rätta till identifierade brister i er efterlevnad av den svenska FSC standarden.</w:t>
-      </w:r>
-    </w:p>
-    <w:p>
-      <w:pPr>
-        <w:pStyle w:val="Heading1"/>
-      </w:pPr>
-      <w:r>
-        <w:t>Naturvårdsarter</w:t>
-      </w:r>
-    </w:p>
-    <w:p>
-      <w:r>
-        <w:t>I avverkningsanmälan har följande 35 naturvårdsarter hittats: gräddporing (VU), rotfingersvamp (VU), blanksvart spiklav (NT), doftskinn (NT), dvärgbägarlav (NT), gammelgransskål (NT), garnlav (NT), granticka (NT), gränsticka (NT), kolflarnlav (NT), lunglav (NT), mindre hackspett (NT, §4), motaggsvamp (NT), mörk kolflarnlav (NT), rosenticka (NT), skrovellav (NT), skrovlig taggsvamp (NT), stiftgelélav (NT), tretåig hackspett (NT, §4), ullticka (NT), vaddporing (NT), vedflamlav (NT), vedtrappmossa (NT), violettgrå tagellav (NT), vitgrynig nållav (NT), bronshjon (S), bårdlav (S), dropptaggsvamp (S), luddlav (S), nästlav (S), skarp dropptaggsvamp (S), skinnlav (S), skogshakmossa (S), stor aspticka (S) och stuplav (S). Av dessa är 25 rödlistade. För rödlistade arter har rödlistekategorin angivits inom parentes. Arter som är signalarter enligt Skogsstyrelsen har markerats med (S). För fridlysta arter anges även paragrafen i Artskyddsförordningen som arten är fridlyst enligt.</w:t>
-      </w:r>
-    </w:p>
-    <w:p>
-      <w:r>
-        <w:t>De påträffade naturvårdsarterna är ett tydligt kvitto på att detta rör sig om en skog med höga naturvärden. I Figur 1 visas en karta över det avverkningsanmälda området, där samtliga fyndplatser för naturvårdsarter som finns registrerade på Artportalen har markerats.</w:t>
+        <w:t>Detta klagomål behandlar höga naturvärden i avverkningsanmälan Oxliden i Bjurholms kommun som inkom 2026-07-12 och omfattar 258,7 ha.</w:t>
       </w:r>
     </w:p>
     <w:p>
@@ -206,7 +178,7 @@
       <w:r>
         <w:drawing>
           <wp:inline xmlns:a="http://schemas.openxmlformats.org/drawingml/2006/main" xmlns:pic="http://schemas.openxmlformats.org/drawingml/2006/picture">
-            <wp:extent cx="5486400" cy="4146863"/>
+            <wp:extent cx="5113277" cy="5724000"/>
             <wp:docPr id="1" name="Picture 1"/>
             <wp:cNvGraphicFramePr>
               <a:graphicFrameLocks noChangeAspect="1"/>
@@ -227,7 +199,7 @@
                   <pic:spPr>
                     <a:xfrm>
                       <a:off x="0" y="0"/>
-                      <a:ext cx="5486400" cy="4146863"/>
+                      <a:ext cx="5113277" cy="5724000"/>
                     </a:xfrm>
                     <a:prstGeom prst="rect"/>
                   </pic:spPr>
@@ -241,349 +213,25 @@
     <w:p>
       <w:pPr>
         <w:pStyle w:val="Caption"/>
+        <w:spacing w:after="240"/>
       </w:pPr>
       <w:r>
-        <w:t>Figur 1. Fyndplatser för naturvårdsarter i det avverkningsanmälda området (röd linje). Markörer utan svart kant är placerade på fyndplatsen. Markörer med svart kant är placerade vid sidan av fyndplatsen och har ett svart streck som visar fyndplatsens exakta position. Kartans mittpunktskoordinat är N 7104614, E 657420 i SWEREF 99 TM.</w:t>
+        <w:t>Figur 1. Fyndplatser för naturvårdsarter i och inom 6 meter från avverkningsanmälan. Markörer utan svart kant är placerade på fyndplatsen. Markörer med svart kant är placerade vid sidan av fyndplatsen har ett svart streck som visar fyndplatsens exakta position. Kartans mittpunktskoordinat är N 7104614, E 657420 i SWEREF 99 TM.</w:t>
       </w:r>
     </w:p>
     <w:p>
       <w:r>
-        <w:rPr>
-          <w:b/>
-        </w:rPr>
-        <w:t>Blanksvart spiklav (NT)</w:t>
-      </w:r>
-      <w:r>
-        <w:t xml:space="preserve"> förekommer på torr, hård, gammal kärnved men även på äldre ytved av tall i naturskogsartade bestånd med begränsad brandpåverkan och ostörd hydrologi. Skogsbruksåtgärder på eller i närheten av lokaler med blanksvart spiklav utgör ett hot. Naturskogsartade öppna tall- och barrblandskogar med blanksvart spiklav indikerar höga biologiska värden och bör bevaras (SLU Artdatabanken, 2024).</w:t>
+        <w:t>I och inom 6 meter från avverkningsanmälan finns fynd av 35 naturvårdsarter, varav 26 är rödlistade, 2 är fridlysta, 27 är typiska (T) och 9 är signalarter (S): garnlav (VU, T), gräddporing (VU, T), gränsticka (VU, T), rotfingersvamp (VU), skrovlig taggsvamp (VU), blanksvart spiklav (NT), doftskinn (NT, T), dropptaggsvamp (NT, T), dvärgbägarlav (NT, T), gammelgransskål (NT, T), kolflarnlav (NT, T), lunglav (NT, T), mindre hackspett (NT, T, §4), motaggsvamp (NT, T), mörk kolflarnlav (NT), rosenticka (NT, T), skarp dropptaggsvamp (NT), skrovellav (NT, T), stiftgelélav (NT, T), tretåig hackspett (NT, T, §4), ullticka (NT, T), vaddporing (NT), vedflamlav (NT), vedtrappmossa (NT, T), violettgrå tagellav (NT, T), vitgrynig nållav (NT), bronshjon (S, T), bårdlav (S, T), luddlav (S, T), mörk husmossa (S, T), nästlav (S, T), skinnlav (S, T), skogshakmossa (S, T), stor aspticka (S, T) och stuplav (S, T). Se Figur 1.</w:t>
       </w:r>
     </w:p>
     <w:p>
       <w:r>
-        <w:rPr>
-          <w:b/>
-        </w:rPr>
-        <w:t>Doftskinn (NT)</w:t>
-      </w:r>
-      <w:r>
-        <w:t>, rödlistad som nära hotad, är en mycket bra signalart för boreal granskog och indikerar ett gran-skogsekosystem med lång kontinuitet av grova lågor. Arten är placerad i toppen av Skogsstyrelsens värdepyramid för bedömning av skog med höga naturvärden och har klassats som en “urskogsindikator”, då den förekommer med ett tydligt optimum i helt eller nästan helt orörda skogar (Nitare &amp; Skogsstyrelsen, 2019).</w:t>
+        <w:t>Nedan presenteras relevanta utdrag ur standarderna för FSC, Chain of Custody, Controlled Wood och PEFC.</w:t>
       </w:r>
     </w:p>
     <w:p>
       <w:r>
-        <w:rPr>
-          <w:b/>
-        </w:rPr>
-        <w:t>Dvärgbägarlav (NT)</w:t>
-      </w:r>
-      <w:r>
-        <w:t xml:space="preserve"> förekommer över hela Sverige på gammal hård ved, huvudsakligen på tall men i södra Sverige även på ek. Veden utgörs framförallt av grova stubbar, lågor och grenar. Substratet har blivit sällsyntare och nybildning av substrat sker bara i begränsad omfattning. Arten hotas av att grova lågor blir allt sällsyntare i dagens kulturskogar samt att nybildningen av lämpliga substrat går mycket långsamt. En riklig tillgång på gamla tall- eller eklågor måste säkerställas på artens lokaler (SLU Artdatabanken, 2024; Nitare &amp; Skogsstyrelsen, 2019).</w:t>
-      </w:r>
-    </w:p>
-    <w:p>
-      <w:r>
-        <w:rPr>
-          <w:b/>
-        </w:rPr>
-        <w:t>Gammelgransskål (NT)</w:t>
-      </w:r>
-      <w:r>
-        <w:t xml:space="preserve"> är en liten skålsvamp som växer på gamla granar med skrovlig bark. Typiska växtplatser är gransumpskog i myrkanter, bäckdråg, bäckraviner och skuggiga bergssluttningar, men också skog på torrare mark kan hysa arten om beståndet har stark naturskogskaraktär. Bestånd med arten bör behandlas som nyckelbiotoper och sparas vid en slutavverkning. Även gallring bör undvikas (SLU Artdatabanken, 2024; Nitare &amp; Skogsstyrelsen, 2019).</w:t>
-      </w:r>
-    </w:p>
-    <w:p>
-      <w:r>
-        <w:rPr>
-          <w:b/>
-        </w:rPr>
-        <w:t>Garnlav (NT)</w:t>
-      </w:r>
-      <w:r>
-        <w:t xml:space="preserve"> är en utpräglad barrskogsart som ibland kan drapera träden i norrländska grannaturskogar med hög luftfuktighet. Den förekommer även i talldominerade bestånd där den, förutom i trädens grenverk, påträffas hängande över ojämnheter i tallbarken. Arten har minskat starkt i södra och mellersta Sverige och den minskar även i sitt nordliga utbredningsområde. Orsaken till tillbakagången beror främst på slutavverkningar av naturskogsartade skogar. Bestånd med riklig förekomst bör regelmässigt sparas. Garnlav är värdväxt för den mycket sällsynta och akut hotade fjärilen barrskogslavfly (CR) som hör hemma i boreala barrskogar med riklig förekomst av värdväxten. Tidigare kunde arten konstateras årligen på flera platser vid Dala-Floda i Dalarna innan lokalerna kalavverkades. Senaste fyndet i landet av barrskogslavfly är från år 2000 då den påträffades vid Högberget i Sollefteå kommun (SLU Artdatabanken, 2024).</w:t>
-      </w:r>
-    </w:p>
-    <w:p>
-      <w:r>
-        <w:rPr>
-          <w:b/>
-        </w:rPr>
-        <w:t>Granticka (NT)</w:t>
-      </w:r>
-      <w:r>
-        <w:t xml:space="preserve"> förekommer främst i äldre skogar med naturskogskaraktär, liksom i dimensionsavverkade och plockhuggna skogar. I äldre grannaturskog i norra Sverige är den alltjämt en förhållandevis vanlig karaktärsart, medan den längre söderut blir allt mer sällsynt. I Götaland och delar av Svealand är den en god signalart för skyddsvärda granskogsmiljöer. Arten bedöms ha minskat starkt under senare år på grund av skogsavverkningar, då den framför allt växer i äldre granskog med långvarig grankontinuitet. I urskogsliknande bestånd i norra Sverige kan ibland påträffas den mycket sällsynta tickan grantickeporing (VU), som lever på döda grantickor (SLU Artdatabanken, 2024; Nitare &amp; Skogsstyrelsen, 2019).</w:t>
-      </w:r>
-    </w:p>
-    <w:p>
-      <w:r>
-        <w:rPr>
-          <w:b/>
-        </w:rPr>
-        <w:t>Gräddporing (VU)</w:t>
-      </w:r>
-      <w:r>
-        <w:t xml:space="preserve"> växer nästan enbart i urskogsartad barrskog på gamla, kraftigt murkna, grova och mossbelupna tallågor i något fuktiga och skuggiga lägen. Arten är placerad högst upp i Skogsstyrelsens värdepyramid för bedömning av skog med höga naturvärden och indikerar gamla och relativt orörda tallnaturskogar med höga naturvärden där det under låg tid kontinuerligt funnits inslag av grova tallågor. För att på sikt hejda artens vikande trend behöver merparten av gräddporingens nu kända växtplatser undantas från skogsbruk (SLU Artdatabanken, 2024; Nitare &amp; Skogsstyrelsen, 2019).</w:t>
-      </w:r>
-    </w:p>
-    <w:p>
-      <w:r>
-        <w:rPr>
-          <w:b/>
-        </w:rPr>
-        <w:t>Gränsticka (NT)</w:t>
-      </w:r>
-      <w:r>
-        <w:t xml:space="preserve"> är en mycket bra signalart inom hela sitt utbredningsområde. Den är huvudsakligen knuten till restbestånd av barrnaturskog och förekommer med ett tydligt optimum i orörda eller måttligt påverkade gamla granskogar där det föreligger långvarig kontinuitet av grov död ved. Lokaler som hyser arten, speciellt i mellersta och södra Sverige, bör undantas från skogsbruk (SLU Artdatabanken, 2024; Nitare &amp; Skogsstyrelsen, 2019).</w:t>
-      </w:r>
-    </w:p>
-    <w:p>
-      <w:r>
-        <w:rPr>
-          <w:b/>
-        </w:rPr>
-        <w:t>Kolflarnlav (NT)</w:t>
-      </w:r>
-      <w:r>
-        <w:t xml:space="preserve"> är brandberoende och växer nästan uteslutande på kolad hård kärnved av tall. Etableringen verkar ske först 100–300 år efter brand och nytt substrat nybildas i mycket begränsad omfattning. Avverkning av tallskog av naturskogskaraktär med spår av återkommande bränder är ett hot och mängden lämplig ved att växa på för arten minskar dels på grund av naturlig nedbrytning men framförallt på grund av att det förstörs i samband med slutavverkningar, gallringar och markberedning. Såväl kolflarnlav som mörk kolflarnlav har glänsande bålfjäll och förekommer främst i tall- och blandbarrskogar av naturskogskaraktär med spår av återkommande bränder. Skogar som dessa hyser höga biologiska värden och bör skyddas (SLU Artdatabanken, 2024).</w:t>
-      </w:r>
-    </w:p>
-    <w:p>
-      <w:r>
-        <w:rPr>
-          <w:b/>
-        </w:rPr>
-        <w:t>Lunglav (NT)</w:t>
-      </w:r>
-      <w:r>
-        <w:t xml:space="preserve"> är en av vårt lands främsta signalarter som överallt indikerar gamla lövträd, skogsbestånd med höga naturvärden och ekosystem med lång skoglig kontinuitet. Lokalt kan förekomsten vara mycket riklig men den hittas nästan enbart i gamla och ej slutavverkade skogar. Artens samtliga förekomster bör uppmärksammas från naturvårdssynpunkt, då många lokaler även hyser andra ovanliga och rödlistade arter. Rikliga förekomster bör skyddas med biotopskydd, frivilliga avsättningar eller reservat. Det finns ett antal sällsynta lavparasiter som växer på lunglav: lunglavsknapp (VU), skrovelmössing (DD), lunglavshårprick (DD), </w:t>
-      </w:r>
-      <w:r>
-        <w:rPr>
-          <w:i/>
-        </w:rPr>
-        <w:t>Calycina alstrupii</w:t>
-      </w:r>
-      <w:r>
-        <w:t xml:space="preserve"> (NA) och </w:t>
-      </w:r>
-      <w:r>
-        <w:rPr>
-          <w:i/>
-        </w:rPr>
-        <w:t>Chalara lobariae</w:t>
-      </w:r>
-      <w:r>
-        <w:t xml:space="preserve"> (NA) (SLU Artdatabanken, 2025; SLU Artdatabanken, 2024; Nitare &amp; Skogsstyrelsen, 2019).</w:t>
-      </w:r>
-    </w:p>
-    <w:p>
-      <w:r>
-        <w:rPr>
-          <w:b/>
-        </w:rPr>
-        <w:t xml:space="preserve">Motaggsvamp (NT) </w:t>
-      </w:r>
-      <w:r>
-        <w:t>bildar mykorrhiza med tall i tallskog och hittas huvudsakligen i äldre, glesare skogsbestånd och hällmarksimpediment. Arten hotas främst av skogsavverkning och tycks försvinna efter slutavverkning, markberedning och plantering (SLU Artdatabanken, 2024).</w:t>
-      </w:r>
-    </w:p>
-    <w:p>
-      <w:r>
-        <w:rPr>
-          <w:b/>
-        </w:rPr>
-        <w:t>Mörk kolflarnlav (NT)</w:t>
-      </w:r>
-      <w:r>
-        <w:t xml:space="preserve"> är brandberoende och växer nästan uteslutande på kolad hård kärnved av tall. Arten förekommer främst i glesa, öppna tall- och blandbarrskogar av naturskogskaraktär och etableringen verkar ske sent efter brand, kanske först efter 100–300 år. Mörk kolflarnlav indikerar skog med höga naturvärden och vanligast är att den påträffas på rester av nedbrunna torrakor och högstubbar och lågstubbar som är så grova att hela innandömet är urbränt. Tall- och blandbarrskogar av naturskogskaraktär med spår av återkommande bränder hyser höga biologiska värden och bör skyddas (SLU Artdatabanken, 2024).</w:t>
-      </w:r>
-    </w:p>
-    <w:p>
-      <w:r>
-        <w:rPr>
-          <w:b/>
-        </w:rPr>
-        <w:t>Rosenticka (NT)</w:t>
-      </w:r>
-      <w:r>
-        <w:t>, rödlistad som nära hotad, ingår i en karaktäristisk association av vedsvampar som växer på gamla, grova granlågor i urskogsartade barrskogar. Den är placerad i toppen av Skogsstyrelsens värdepyramid för bedömning av skog med höga naturvärden och indikerar ett granskogsekosystem med långvarig kontinuitet av grova lågor. Artens beroende av grova granlågor innebär att alla skogsskötselåtgärder på eller i omedelbar närhet av lokalerna utgör ett hot på lång sikt. Det är angeläget att populationerna inte ytterligare glesas ut och ett tillräckligt antal områden där arten nu finns måste sparas för framtiden (Nitare &amp; Skogsstyrelsen, 2019; SLU Artdatabanken, 2024).</w:t>
-      </w:r>
-    </w:p>
-    <w:p>
-      <w:r>
-        <w:rPr>
-          <w:b/>
-        </w:rPr>
-        <w:t xml:space="preserve">Rotfingersvamp (VU) </w:t>
-      </w:r>
-      <w:r>
-        <w:t>bildar mykorrhiza med tall, i tallskog på sandiga marker särskilt på åssluttningar. Huvudsakligen förekommer den i norra Sverige, i äldre icke kalavverkad kontinuitetsskog. Rotfingersvamp är placerad högst upp i Skogsstyrelsens värdepyramid för bedömning av skog med höga naturvärden och globalt rödlistad som nära hotad (NT) vilket innebär att Sverige har ett internationellt ansvar för arten. Områden med arten bör skyddas och undantas från rationellt skogsbruk och slutavverkning, kraftig gallring och skogsgödsling måste helt undvikas (IUCN, 2025; SLU Artdatabanken, 2024; Nitare &amp; Skogsstyrelsen, 2019).</w:t>
-      </w:r>
-    </w:p>
-    <w:p>
-      <w:r>
-        <w:rPr>
-          <w:b/>
-        </w:rPr>
-        <w:t xml:space="preserve">Skinnlav </w:t>
-      </w:r>
-      <w:r>
-        <w:t>förekommer på diverse lövträd, främst på gammal asp och sälg. Den påträffas främst i områden med lång kontinuitet av grova lövträd och signalerar skogsmark med höga naturvärden. På lokalerna förekommer som regel ett flertal andra ovanliga eller rödlistade lavar. I likhet med gelélavarna, etablerar sig skinnlaven i skogsmark på grova aspar i sena lövsuccessioner (Nitare &amp; Skogsstyrelsen, 2019).</w:t>
-      </w:r>
-    </w:p>
-    <w:p>
-      <w:r>
-        <w:rPr>
-          <w:b/>
-        </w:rPr>
-        <w:t>Skrovellav (NT)</w:t>
-      </w:r>
-      <w:r>
-        <w:t xml:space="preserve"> växer på gamla lövträd och på klippor i gamla skogar med hög och jämn luftfuktighet. Slutavverkning av kontinuitetsskog utgör det största hotet och lavens fortsatta förekomst bör säkerställas genom att lokaler med äldre skog skyddas. I områden med mycket hög luftfuktighet kan man på bålen av skrovellav finna en sällsynt parasitsvamp med rödbruna apothecier, skrovellavsknapp </w:t>
-      </w:r>
-      <w:r>
-        <w:rPr>
-          <w:i/>
-        </w:rPr>
-        <w:t>Plectocarpon scrobiculatae</w:t>
-      </w:r>
-      <w:r>
-        <w:t xml:space="preserve"> (EN) (SLU Artdatabanken, 2024; Nitare &amp; Skogsstyrelsen, 2019).</w:t>
-      </w:r>
-    </w:p>
-    <w:p>
-      <w:r>
-        <w:rPr>
-          <w:b/>
-        </w:rPr>
-        <w:t xml:space="preserve">Skrovlig taggsvamp (NT) </w:t>
-      </w:r>
-      <w:r>
-        <w:t>bildar mykorrhiza med tall i äldre tallskog, framför allt på tallhed. Den växer huvudsakligen i äldre barrskog som hotas av slutavverkning. Genom att äldre barrskogar och naturskogar blir allt sällsyntare, missgynnas arten av skogsbruk. Arten ingår i ett åtgärdsprogram för hotade arter (ÅGP) och en långsiktig tillgång till svampens värdträd behöver säkras genom att växtplatserna undantas från avverkning. Skrovlig taggsvamp är globalt rödlistad som nära hotad (NT) vilket innebär att Sverige har ett internationellt ansvar för arten (IUCN, 2025; SLU Artdatabanken, 2024; Nitare, 2006).</w:t>
-      </w:r>
-    </w:p>
-    <w:p>
-      <w:r>
-        <w:rPr>
-          <w:b/>
-        </w:rPr>
-        <w:t>Stiftgelélav (NT)</w:t>
-      </w:r>
-      <w:r>
-        <w:t xml:space="preserve"> växer på gamla aspar och sälgar i blandskogar med hög luftfuktighet. Slutavverkning och vedhuggning är de största hoten och lokaler bör undantas från rationell skogsskötsel. På lång sikt måste inslaget av asp öka i svensk skog (SLU Artdatabanken, 2024).</w:t>
-      </w:r>
-    </w:p>
-    <w:p>
-      <w:r>
-        <w:rPr>
-          <w:b/>
-        </w:rPr>
-        <w:t>Stor aspticka</w:t>
-      </w:r>
-      <w:r>
-        <w:t xml:space="preserve"> är knuten till gamla levande aspar och orsakar karaktäristiska inbuktningar i stammen (så kallad nekroser). Slutavverknings- och gallringsåtgärder i löv- och blandskogsbestånd som innebär att tillgången på grov asp minskar är ett hot mot arten. Det är viktigt att äldre aspar och aspbestånd sparas och för att gynna arten på sikt bör aspinslagen i t.ex. bergbranter, raviner, skogsbryn och kring äldre odlingsmarker generellt sparas i större utsträckning än vad som görs idag (SLU Artdatabanken, 2024; Nitare &amp; Skogsstyrelsen, 2019).</w:t>
-      </w:r>
-    </w:p>
-    <w:p>
-      <w:r>
-        <w:rPr>
-          <w:b/>
-        </w:rPr>
-        <w:t>Stuplav</w:t>
-      </w:r>
-      <w:r>
-        <w:t xml:space="preserve"> är en mycket bra signalart i hela sitt utbredningsområde och förekommer nästan enbart i skogsmiljöer med höga naturvärden. Den indikerar långvarig förekomst av gamla lövträd och miljöer med konstant hög luftfuktighet. I skogar med suboceaniskt klimat finns det en mycket sällsynt parasit, njurlavsknapp </w:t>
-      </w:r>
-      <w:r>
-        <w:rPr>
-          <w:i/>
-        </w:rPr>
-        <w:t>Pletocarpon nephromeum</w:t>
-      </w:r>
-      <w:r>
-        <w:t xml:space="preserve"> (EN), som växer på stuplav (SLU Artdatabanken, 2024; Nitare &amp; Skogsstyrelsen, 2019).</w:t>
-      </w:r>
-    </w:p>
-    <w:p>
-      <w:r>
-        <w:rPr>
-          <w:b/>
-        </w:rPr>
-        <w:t>Ullticka (NT)</w:t>
-      </w:r>
-      <w:r>
-        <w:t xml:space="preserve"> är knuten till restbestånd av barrnaturskog och förekommer med ett tydligt optimum i orörda eller måttligt påverkade gamla granskogar där det föreligger viss kontinuitet av grov död ved. Ullticka är en bra signalart inom hela sitt utbredningsområde och i södra Sverige är den sällsynt och en god signalart för skyddsvärda granskogsmiljöer. Den hotas av avverkning och fragmentering av naturskog och äldre granskog med lång trädkontinuitet. På ullticka kan ibland ulltickeporing (VU) påträffas - det är en sällsynt ticka som nyligen delats upp i tre olika arter: </w:t>
-      </w:r>
-      <w:r>
-        <w:rPr>
-          <w:i/>
-        </w:rPr>
-        <w:t xml:space="preserve">Skeletocutis brevispora </w:t>
-      </w:r>
-      <w:r>
-        <w:t>(ulltickeporing)</w:t>
-      </w:r>
-      <w:r>
-        <w:rPr>
-          <w:i/>
-        </w:rPr>
-        <w:t>, Skeletocutis delicata och Skeletocutis exilis</w:t>
-      </w:r>
-      <w:r>
-        <w:t>. De två sistnämnda arterna står för närvarande (2020) som ej bedömda i rödlistan (SLU Artdatabanken, 2024; Nitare &amp; Skogsstyrelsen, 2019; Miettinen &amp; Niemelä, 2018).</w:t>
-      </w:r>
-    </w:p>
-    <w:p>
-      <w:r>
-        <w:rPr>
-          <w:b/>
-        </w:rPr>
-        <w:t xml:space="preserve">Vaddporing (NT) </w:t>
-      </w:r>
-      <w:r>
-        <w:t>är en brunrötande vednedbrytare som hittas på undersidan av liggande murken tallved i olika former. Substratet utgörs framför allt av den typ av hård, kådimpregnerad och ofta kolad tallved som skapas i brandpräglad skog. Vedtypen nybildas i mycket liten omfattning och det är sannolikt att arten upplever en utdöendeskuld. För att garantera artens fortlevnad bör man både säkra att artens växtplatser hålls intakta samt att långsiktigt säkerställa att ny ved tillkommer, allra helst i omedelbar anslutning till artens växtplatser. Skoglig gallring och annat uttag av virke innebär ett hot mot arten (SLU Artdatabanken, 2024).</w:t>
-      </w:r>
-    </w:p>
-    <w:p>
-      <w:r>
-        <w:rPr>
-          <w:b/>
-        </w:rPr>
-        <w:t>Vedflamlav (NT)</w:t>
-      </w:r>
-      <w:r>
-        <w:t xml:space="preserve"> växer på gammal hård och torr, exponerad kärnved av tall, främst på högstubbar i ljusöppna lägen, t.ex. vid och på myrar, sjökanter, i glesa hällmarkskogar och i brandpräglade tallnaturskogar. Substratet nyskapas i begränsad omfattning och arten är en utmärkt indikator på höga naturvärden i denna skogstyp. Tall- och barrblandskogar med naturskogskaraktär och spår av bränder har ofta höga biologiska värden och bör skyddas (SLU Artdatabanken, 2024).</w:t>
-      </w:r>
-    </w:p>
-    <w:p>
-      <w:r>
-        <w:rPr>
-          <w:b/>
-        </w:rPr>
-        <w:t xml:space="preserve">Vedtrappmossa (NT) </w:t>
-      </w:r>
-      <w:r>
-        <w:t>växer på död ved, främst i gammal granskog. Den förekommer knappast alls i fjällnära barrskogar utan finns i skogslandskapet nedom fjällen och framför allt i landets södra delar är den en mycket bra signalart för barrnaturskog med höga naturvärden. Skogsavverkning och brist på grov död ved i skogen är de allvarligaste hoten och den överlever inte kalhyggesbruk. Lokaler med sluten granskog, tillräckligt stora för att säkerställa ett kontinuerligt tillskott på grova lågor, bör undantas från storskaligt skogsbruk (SLU Artdatabanken, 2024).</w:t>
-      </w:r>
-    </w:p>
-    <w:p>
-      <w:r>
-        <w:rPr>
-          <w:b/>
-        </w:rPr>
-        <w:t>Violettgrå tagellav (NT)</w:t>
-      </w:r>
-      <w:r>
-        <w:t xml:space="preserve"> växer nästan uteslutande i gamla olikåldriga barrnaturskogar med lång skoglig kontinuitet och är en utmärkt signal på skog med höga naturvärden. Slutavverkning av tidigare aldrig slutavverkad skog (kontinuitetsskog) är det största hotet. Biotopen nyskapas i begränsad omfattning och barrskog äldre än 160 år, där den violettgrå tagellaven huvudsakligen påträffas har minskat med 50% de senaste 50 åren. Lågproduktiv skogsmark där laven förekommer bör undantas från skogsbruk och rika förekomster i äldre granskog bör skyddas. Arten är känslig för uttorkning och det är väsentligt att tillräckligt stora bestånd avsätts (SLU Artdatabanken, 2024; Nitare &amp; Skogsstyrelsen, 2019).</w:t>
-      </w:r>
-    </w:p>
-    <w:p>
-      <w:r>
-        <w:rPr>
-          <w:b/>
-        </w:rPr>
-        <w:t>Vitgrynig nållav (NT)</w:t>
-      </w:r>
-      <w:r>
-        <w:t xml:space="preserve"> växer nästan uteslutande på bark av gamla, senvuxna granar i skuggiga lägen med hög och jämn luftfuktighet. Den vanligaste naturtypen för arten är kontinuitetsskogar på frisk mark men den finns också i sumpgranskogar. På lång sikt utgör avverkningar av olikåldriga granskogar av naturskogskaraktär ett allvarligt hot mot arten och skogsbruksåtgärder på eller i närheten av växtplatserna bör undvikas. Naturskogsartade, fuktiga granskogar med förekomster av arten signalerar höga biologiska värden och bör bevaras (SLU Artdatabanken, 2024; Nitare &amp; Skogsstyrelsen, 2019).</w:t>
+        <w:t>Vi förväntar oss att ni återkommer med ett skriftligt svar på vårt klagomål och även beskriver vilka korrigerande åtgärder ni satt in för att rätta till identifierade brister i er efterlevnad av den svenska FSC standarden.</w:t>
       </w:r>
     </w:p>
     <w:p>
@@ -591,26 +239,41 @@
         <w:pStyle w:val="Heading1"/>
       </w:pPr>
       <w:r>
-        <w:t>Fridlysta arter</w:t>
+        <w:t>Naturvårdsarter och fridlysta arter</w:t>
       </w:r>
     </w:p>
     <w:p>
       <w:r>
-        <w:t>Följande fridlysta arter har sina livsmiljöer och växtplatser i den avverkningsanmälda skogen: mindre hackspett (NT, §4) och tretåig hackspett (NT, §4).</w:t>
+        <w:t>Nedan följer beskrivningar av de naturvårdsarter och fridlysta arter som har sina livsmiljöer och växtplatser i den avverkningsanmälda skogen. Se även ytterligare artfakta i BILAGA 1. De påträffade naturvårdsarterna är ett tydligt kvitto på att det rör sig om en skog med höga naturvärden.</w:t>
       </w:r>
     </w:p>
     <w:p>
       <w:r>
-        <w:t xml:space="preserve">Observera att medlemsländerna är skyldiga att agera i enlighet med EU:s fågeldirektiv där det uttryckligen står att direktivet gäller för fåglar samt för deras ägg, bon och </w:t>
-      </w:r>
-      <w:r>
         <w:rPr>
           <w:b/>
         </w:rPr>
-        <w:t xml:space="preserve">livsmiljöer </w:t>
-      </w:r>
-      <w:r>
-        <w:t>(artikel 1). Vidare att de åtgärder som vidtas inte får leda till en försämring av den nuvarande situationen beträffande bevarandet av de fågelarter som avses i artikel 1 (artikel 13). Fågeldirektivet är styrande för tillsynsansvariga myndigheters ärendehantering, ställningstaganden och beslutsfattande.</w:t>
+        <w:t>Garnlav (VU)</w:t>
+      </w:r>
+      <w:r>
+        <w:t xml:space="preserve"> är en utpräglad barrskogsart som ibland kan drapera träden i norrländska grannaturskogar med hög luftfuktighet. Den förekommer även i talldominerade bestånd där den, förutom i trädens grenverk, påträffas hängande över ojämnheter i tallbarken. Arten har minskat starkt i södra och mellersta Sverige och den minskar även i sitt nordliga utbredningsområde. Minskningstakten uppgår till 30 (20–50) % inom 50 år och överstiger gränsvärdet för Sårbar (VU). Orsaken till tillbakagången beror främst på slutavverkningar av naturskogsartade skogar. Bestånd med riklig förekomst bör regelmässigt sparas, vilket även gynnar flera andra sällsynta och rödlistade arter. Garnlav är värdväxt för den mycket sällsynta och akut hotade fjärilen barrskogslavfly (CR) som hör hemma i boreala barrskogar med riklig förekomst av värdväxten. Tidigare kunde arten konstateras årligen på flera platser vid Dala-Floda i Dalarna innan lokalerna kalavverkades. Senaste fyndet i landet av barrskogslavfly är från år 2000 då den påträffades vid Högberget i Sollefteå kommun. Garnlav är typisk art för </w:t>
+      </w:r>
+      <w:r>
+        <w:rPr>
+          <w:i/>
+        </w:rPr>
+        <w:t xml:space="preserve">9010 Taiga </w:t>
+      </w:r>
+      <w:r>
+        <w:t>och</w:t>
+      </w:r>
+      <w:r>
+        <w:rPr>
+          <w:i/>
+        </w:rPr>
+        <w:t xml:space="preserve"> 9070 Trädklädd betesmark</w:t>
+      </w:r>
+      <w:r>
+        <w:t xml:space="preserve"> (SLU Artdatabanken, 2026).</w:t>
       </w:r>
     </w:p>
     <w:p>
@@ -618,10 +281,19 @@
         <w:rPr>
           <w:b/>
         </w:rPr>
-        <w:t>Mindre hackspett (NT, §4)</w:t>
-      </w:r>
-      <w:r>
-        <w:t xml:space="preserve"> är rödlistad som nära hotad, fridlyst och prioriterad art i Skogsvårdslagen. Minskningstakten har uppgått till 25 (10–40) % under de senaste 15 åren och bedöms vara nära gränsvärdet för Sårbar (VU). (A2bc). Arten har stora revir och höga krav när det gäller förekomst av lövskog på landskapsnivå. För att häcka framgångsrikt behöver ett par cirka 40 ha äldre lövdominerad skog inom ett område på upp till 200 ha. Under vintern kan födosök även ske i äldre grandominerad skog (SLU Artdatabanken, 2021 &amp; Skogsstyrelsen, 2016).</w:t>
+        <w:t>Gräddporing (VU)</w:t>
+      </w:r>
+      <w:r>
+        <w:t xml:space="preserve"> växer nästan enbart i urskogsartad barrskog på gamla, kraftigt murkna, grova och mossbelupna tallågor i något fuktiga och skuggiga lägen. Arten är placerad högst upp i Skogsstyrelsens värdepyramid för bedömning av skog med höga naturvärden och indikerar gamla och relativt orörda tallnaturskogar med höga naturvärden där det under låg tid kontinuerligt funnits inslag av grova tallågor. För att på sikt hejda artens vikande trend behöver merparten av gräddporingens nu kända växtplatser undantas från skogsbruk. Gräddporing är typisk art för </w:t>
+      </w:r>
+      <w:r>
+        <w:rPr>
+          <w:i/>
+        </w:rPr>
+        <w:t>9010 Taiga</w:t>
+      </w:r>
+      <w:r>
+        <w:t xml:space="preserve"> (SLU Artdatabanken, 2024; Nitare &amp; Skogsstyrelsen, 2019).</w:t>
       </w:r>
     </w:p>
     <w:p>
@@ -629,15 +301,830 @@
         <w:rPr>
           <w:b/>
         </w:rPr>
-        <w:t>Tretåig hackspett (NT, §4)</w:t>
-      </w:r>
-      <w:r>
-        <w:t xml:space="preserve"> är rödlistad som nära hotad och ingår i bilaga 1 i EU:s fågeldirektiv. Tretåig hackspett är för sin överlevnad beroende av kontinuerlig tillförsel av äldre döende och död ved, som sker genom naturliga självgallringsprocesser i äldre grannaturskogar och barrblandade naturskogar. Om en skog genom skogsbruk gallras eller glesas ur så upphör och uteblir i stort sett den naturliga självgallringsprocessen för mycket lång tid framöver vilket omöjliggör upprätthållandet av den kontinuerliga ekologiska funktionen i ett område. Det finns studier som visar att naturskogens självgallringsprocess som den tretåiga hackspetten är beroende av, inte kan ersättas med efterlämnad hänsyn i skogsbruket (Imbeau &amp; Desrochers, 2002). Storleken på häckningsreviret varierar med skogstypen, förekomsten av död ved och graden av fragmentering, men är i allmänhet i storleksordningen 25–100 hektar. Vintertid krävs ofta betydligt större områden och det finns studier som antyder att arten behöver minst 100 hektar äldre skog. I områden med låg bonitet kan det behövas över 200 hektar lämpligt habitat för att ett par ska kunna reproducera sig. Områden med dokumenterad permanent förekomst i naturskogsmiljöer har vanligen så stora naturvärden att skogsbruk är olämpligt (Skogsstyrelsen, 2016).</w:t>
+        <w:t>Gränsticka (VU)</w:t>
+      </w:r>
+      <w:r>
+        <w:t xml:space="preserve"> är en mycket bra signalart inom hela sitt utbredningsområde. Den är huvudsakligen knuten till restbestånd av barrnaturskog och förekommer med ett tydligt optimum i orörda eller måttligt påverkade gamla granskogar där det föreligger långvarig kontinuitet av grov död ved. Den totala populationen bedöms ha minskat och fortsätter att minska i takt med att grankontinuitetsskogar (äldre tidigare icke kalavverkade skogar) minskar i areal. Minskningstakten överstiger gränsvärdet för sårbar (VU). Lokaler som hyser arten bör undantas från skogsbruk, speciellt i mellersta och södra Sverige. Gränsticka är typisk art för </w:t>
+      </w:r>
+      <w:r>
+        <w:rPr>
+          <w:i/>
+        </w:rPr>
+        <w:t>9010 Taiga</w:t>
+      </w:r>
+      <w:r>
+        <w:t xml:space="preserve"> (SLU Artdatabanken, 2026; Nitare &amp; Skogsstyrelsen, 2019).</w:t>
       </w:r>
     </w:p>
     <w:p>
       <w:r>
-        <w:t>I BILAGA 1 finns mer detaljerad information om ekologi samt krav på livsmiljö hos fridlysta arter.</w:t>
+        <w:rPr>
+          <w:b/>
+        </w:rPr>
+        <w:t xml:space="preserve">Rotfingersvamp (VU) </w:t>
+      </w:r>
+      <w:r>
+        <w:t>bildar mykorrhiza med tall, i tallskog på sandiga marker särskilt på åssluttningar. Huvudsakligen förekommer den i norra Sverige, i äldre icke kalavverkad kontinuitetsskog. Rotfingersvamp är placerad högst upp i Skogsstyrelsens värdepyramid för bedömning av skog med höga naturvärden och globalt rödlistad som nära hotad (NT) vilket innebär att Sverige har ett internationellt ansvar för arten. Områden med arten bör skyddas och undantas från rationellt skogsbruk och slutavverkning, kraftig gallring och skogsgödsling måste helt undvikas (IUCN, 2025; SLU Artdatabanken, 2024; Nitare &amp; Skogsstyrelsen, 2019).</w:t>
+      </w:r>
+    </w:p>
+    <w:p>
+      <w:r>
+        <w:rPr>
+          <w:b/>
+        </w:rPr>
+        <w:t xml:space="preserve">Skrovlig taggsvamp (VU) </w:t>
+      </w:r>
+      <w:r>
+        <w:t>bildar mykorrhiza med tall i äldre tallskog, framför allt på tallhed. Den växer huvudsakligen i äldre barrskog som hotas av slutavverkning. Genom att äldre barrskogar och naturskogar blir allt sällsyntare, missgynnas arten av skogsbruk. Arten ingår i ett åtgärdsprogram för hotade arter (ÅGP) och en långsiktig tillgång till svampens värdträd behöver säkras genom att växtplatserna undantas från avverkning. Skrovlig taggsvamp är globalt rödlistad som nära hotad (NT) vilket innebär att Sverige har ett internationellt ansvar för arten (IUCN, 2025; SLU Artdatabanken, 2026; Nitare, 2006).</w:t>
+      </w:r>
+    </w:p>
+    <w:p>
+      <w:r>
+        <w:rPr>
+          <w:b/>
+        </w:rPr>
+        <w:t>Blanksvart spiklav (NT)</w:t>
+      </w:r>
+      <w:r>
+        <w:t xml:space="preserve"> förekommer på torr, hård, gammal kärnved men även på äldre ytved av tall i naturskogsartade bestånd med begränsad brandpåverkan och ostörd hydrologi. Skogsbruksåtgärder på eller i närheten av lokaler med blanksvart spiklav utgör ett hot. Naturskogsartade öppna tall- och barrblandskogar med blanksvart spiklav indikerar höga biologiska värden och bör bevaras (SLU Artdatabanken, 2024).</w:t>
+      </w:r>
+    </w:p>
+    <w:p>
+      <w:r>
+        <w:rPr>
+          <w:b/>
+        </w:rPr>
+        <w:t>Doftskinn (NT)</w:t>
+      </w:r>
+      <w:r>
+        <w:t xml:space="preserve">, rödlistad som nära hotad, är en mycket bra signalart för boreal granskog och indikerar ett gran-skogsekosystem med lång kontinuitet av grova lågor. Arten är placerad i toppen av Skogsstyrelsens värdepyramid för bedömning av skog med höga naturvärden och har klassats som en “urskogsindikator”, då den förekommer med ett tydligt optimum i helt eller nästan helt orörda skogar. Doftskinn är typisk art för </w:t>
+      </w:r>
+      <w:r>
+        <w:rPr>
+          <w:i/>
+        </w:rPr>
+        <w:t xml:space="preserve">9010 Taiga </w:t>
+      </w:r>
+      <w:r>
+        <w:t>(SLU Artdatabanken, 2025; Nitare &amp; Skogsstyrelsen, 2019).</w:t>
+      </w:r>
+    </w:p>
+    <w:p>
+      <w:r>
+        <w:rPr>
+          <w:b/>
+        </w:rPr>
+        <w:t>Dropptaggsvamp (NT)</w:t>
+      </w:r>
+      <w:r>
+        <w:t xml:space="preserve"> bildar mykorrhiza med tall, främst i barrskog med trädkontinuitet, i magra, torra och ljusöppna lavtallskogar och i barrblandskogar med friskmossor och lingon i fältskiktet. Den totala populationen i landet har minskat och bedöms fortsätta minska till följd av slutavverkningar av tallskog. Det är högst oklart om arten långsiktigt kan etablera och reproducera sig i skogsbestånd som brukas med trakthyggesmetoder, markberedning, gödsling eller föryngring med förädlat plantmaterial. Uppfyller kriterierna för att bli rödlistad på grund av ny kunskap som visar att en större andel av populationen än tidigare bedömt är knuten till kontinuitetsbarrskog. Minskningstakten för den svenska populationen bedöms vara nära gränsvärdet för Sårbar (VU). Dropptaggsvamp är typisk art för </w:t>
+      </w:r>
+      <w:r>
+        <w:rPr>
+          <w:i/>
+        </w:rPr>
+        <w:t xml:space="preserve">9010 Taiga </w:t>
+      </w:r>
+      <w:r>
+        <w:t>(SLU Artdatabanken, 2026).</w:t>
+      </w:r>
+    </w:p>
+    <w:p>
+      <w:r>
+        <w:rPr>
+          <w:b/>
+        </w:rPr>
+        <w:t>Dvärgbägarlav (NT)</w:t>
+      </w:r>
+      <w:r>
+        <w:t xml:space="preserve"> förekommer över hela Sverige på gammal hård ved, huvudsakligen på tall men i södra Sverige även på ek. Veden utgörs framförallt av grova stubbar, lågor och grenar. Substratet har blivit sällsyntare och nybildning av substrat sker bara i begränsad omfattning. Arten hotas av att grova lågor blir allt sällsyntare i dagens kulturskogar samt att nybildningen av lämpliga substrat går mycket långsamt. En riklig tillgång på gamla tall- eller eklågor måste säkerställas på artens lokaler. Dvärgbägarlav är typisk art för </w:t>
+      </w:r>
+      <w:r>
+        <w:rPr>
+          <w:i/>
+        </w:rPr>
+        <w:t>9010 Taiga</w:t>
+      </w:r>
+      <w:r>
+        <w:t xml:space="preserve"> (SLU Artdatabanken, 2024; Nitare &amp; Skogsstyrelsen, 2019).</w:t>
+      </w:r>
+    </w:p>
+    <w:p>
+      <w:r>
+        <w:rPr>
+          <w:b/>
+        </w:rPr>
+        <w:t>Gammelgransskål (NT)</w:t>
+      </w:r>
+      <w:r>
+        <w:t xml:space="preserve"> är en liten skålsvamp som växer på gamla granar med skrovlig bark. Typiska växtplatser är gransumpskog i myrkanter, bäckdråg, bäckraviner och skuggiga bergssluttningar, men också skog på torrare mark kan hysa arten om beståndet har stark naturskogskaraktär. Bestånd med arten bör behandlas som nyckelbiotoper och sparas vid en slutavverkning. Även gallring bör undvikas. Gammelgransskål är typisk art för </w:t>
+      </w:r>
+      <w:r>
+        <w:rPr>
+          <w:i/>
+        </w:rPr>
+        <w:t>9010 Taiga</w:t>
+      </w:r>
+      <w:r>
+        <w:t xml:space="preserve"> (SLU Artdatabanken, 2024; Nitare &amp; Skogsstyrelsen, 2019).</w:t>
+      </w:r>
+    </w:p>
+    <w:p>
+      <w:r>
+        <w:rPr>
+          <w:b/>
+        </w:rPr>
+        <w:t>Kolflarnlav (NT)</w:t>
+      </w:r>
+      <w:r>
+        <w:t xml:space="preserve"> är brandberoende och växer nästan uteslutande på kolad hård kärnved av tall. Etableringen verkar ske först 100–300 år efter brand och nytt substrat nybildas i mycket begränsad omfattning. Avverkning av tallskog av naturskogskaraktär med spår av återkommande bränder är ett hot och mängden lämplig ved att växa på för arten minskar dels på grund av naturlig nedbrytning men framförallt på grund av att det förstörs i samband med slutavverkningar, gallringar och markberedning. Såväl kolflarnlav som mörk kolflarnlav har glänsande bålfjäll och förekommer främst i tall- och blandbarrskogar av naturskogskaraktär med spår av återkommande bränder. Skogar som dessa hyser höga biologiska värden och bör skyddas. Kolflarnlav är typisk art för </w:t>
+      </w:r>
+      <w:r>
+        <w:rPr>
+          <w:i/>
+        </w:rPr>
+        <w:t>9010 Taiga</w:t>
+      </w:r>
+      <w:r>
+        <w:t xml:space="preserve"> (SLU Artdatabanken, 2024).</w:t>
+      </w:r>
+    </w:p>
+    <w:p>
+      <w:r>
+        <w:rPr>
+          <w:b/>
+        </w:rPr>
+        <w:t>Lunglav (NT)</w:t>
+      </w:r>
+      <w:r>
+        <w:t xml:space="preserve"> är en av vårt lands främsta signalarter som överallt indikerar gamla lövträd, skogsbestånd med höga naturvärden och ekosystem med långskoglig kontinuitet. Lokalt kan förekomsten vara mycket riklig men den hittas nästan enbart i gamla och ej slutavverkade skogar. Artens samtliga förekomster bör uppmärksammas från naturvårdssynpunkt, då många lokaler även hyser andra ovanliga och rödlistade arter. Rikliga förekomster bör skyddas med biotopskydd, frivilliga avsättningar eller reservat. På lunglav kan de sällsynta lavparasiterna lunglavshårprick (CR), </w:t>
+      </w:r>
+      <w:r>
+        <w:rPr>
+          <w:i/>
+        </w:rPr>
+        <w:t>Abrothallus diederichii</w:t>
+      </w:r>
+      <w:r>
+        <w:t xml:space="preserve"> (VU), </w:t>
+      </w:r>
+      <w:r>
+        <w:rPr>
+          <w:i/>
+        </w:rPr>
+        <w:t>Abrothallus lobariae</w:t>
+      </w:r>
+      <w:r>
+        <w:t xml:space="preserve"> (VU), </w:t>
+      </w:r>
+      <w:r>
+        <w:rPr>
+          <w:i/>
+        </w:rPr>
+        <w:t>Calycina lobariae</w:t>
+      </w:r>
+      <w:r>
+        <w:t xml:space="preserve"> (VU), lunglavsknapp (VU) och skrovelmössing (VU) påträffas. Lunglav är typisk art för </w:t>
+      </w:r>
+      <w:r>
+        <w:rPr>
+          <w:i/>
+        </w:rPr>
+        <w:t>9010 Taiga, 9020 Nordlig ädellövskog, 9110 Näringsfattig bokskog, 9130 Näringsrik bokskog, 9160 Näringsrik ekskog, 9180 Ädellövskog i branter, 9190 Näringsfattig ekskog, 9070 Trädklädd betesmark, 9040 Fjällbjörkskog</w:t>
+      </w:r>
+      <w:r>
+        <w:t xml:space="preserve"> och</w:t>
+      </w:r>
+      <w:r>
+        <w:rPr>
+          <w:i/>
+        </w:rPr>
+        <w:t xml:space="preserve"> 6530 Lövängar</w:t>
+      </w:r>
+      <w:r>
+        <w:t xml:space="preserve"> (SLU Artdatabanken, 2026; Nitare &amp; Skogsstyrelsen, 2019).</w:t>
+      </w:r>
+    </w:p>
+    <w:p>
+      <w:r>
+        <w:rPr>
+          <w:b/>
+        </w:rPr>
+        <w:t>Mindre hackspett (NT, §4)</w:t>
+      </w:r>
+      <w:r>
+        <w:t xml:space="preserve"> är rödlistad som nära hotad, fridlyst och prioriterad art i Skogsvårdslagen. Minskningstakten har uppgått till 25 (10–40) % under de senaste 15 åren och bedöms vara nära gränsvärdet för Sårbar (VU). (A2bc). Arten har stora revir och höga krav när det gäller förekomst av lövskog på landskapsnivå. För att häcka framgångsrikt behöver ett par cirka 40 ha äldre lövdominerad skog inom ett område på upp till 200 ha. Under vintern kan födosök även ske i äldre grandominerad skog. Mindre hackspett är typisk art för </w:t>
+      </w:r>
+      <w:r>
+        <w:rPr>
+          <w:i/>
+        </w:rPr>
+        <w:t>9010 Taiga, 9750 Svämlövskog, 9080 Lövsumpskog, 9030 Landhöjningsskog och 9040 Fjällbjörkskog</w:t>
+      </w:r>
+      <w:r>
+        <w:t xml:space="preserve"> (SLU Artdatabanken, 2021; Skogsstyrelsen, 2016).</w:t>
+      </w:r>
+    </w:p>
+    <w:p>
+      <w:r>
+        <w:rPr>
+          <w:b/>
+        </w:rPr>
+        <w:t xml:space="preserve">Motaggsvamp (NT) </w:t>
+      </w:r>
+      <w:r>
+        <w:t xml:space="preserve">bildar mykorrhiza med tall i tallskog och hittas huvudsakligen i äldre, glesare skogsbestånd och hällmarksimpediment. Arten hotas främst av skogsavverkning och tycks försvinna efter slutavverkning, markberedning och plantering. Motaggsvamp är typisk art för </w:t>
+      </w:r>
+      <w:r>
+        <w:rPr>
+          <w:i/>
+        </w:rPr>
+        <w:t>9010 Taiga</w:t>
+      </w:r>
+      <w:r>
+        <w:t xml:space="preserve"> (SLU Artdatabanken, 2024).</w:t>
+      </w:r>
+    </w:p>
+    <w:p>
+      <w:r>
+        <w:rPr>
+          <w:b/>
+        </w:rPr>
+        <w:t>Mörk kolflarnlav (NT)</w:t>
+      </w:r>
+      <w:r>
+        <w:t xml:space="preserve"> är brandberoende och växer nästan uteslutande på kolad hård kärnved av tall. Arten förekommer främst i glesa, öppna tall- och blandbarrskogar av naturskogskaraktär och etableringen verkar ske sent efter brand, kanske först efter 100–300 år. Mörk kolflarnlav indikerar skog med höga naturvärden och vanligast är att den påträffas på rester av nedbrunna torrakor och högstubbar och lågstubbar som är så grova att hela innandömet är urbränt. Tall- och blandbarrskogar av naturskogskaraktär med spår av återkommande bränder hyser höga biologiska värden och bör skyddas (SLU Artdatabanken, 2024).</w:t>
+      </w:r>
+    </w:p>
+    <w:p>
+      <w:r>
+        <w:rPr>
+          <w:b/>
+        </w:rPr>
+        <w:t>Rosenticka (NT)</w:t>
+      </w:r>
+      <w:r>
+        <w:t xml:space="preserve">, rödlistad som nära hotad, ingår i en karaktäristisk association av vedsvampar som växer på gamla, grova granlågor i urskogsartade barrskogar. Den är placerad i toppen av Skogsstyrelsens värdepyramid för bedömning av skog med höga naturvärden och indikerar ett granskogsekosystem med långvarig kontinuitet av grova lågor. Artens beroende av grova granlågor innebär att alla skogsskötselåtgärder på eller i omedelbar närhet av lokalerna utgör ett hot på lång sikt. Det är angeläget att populationerna inte ytterligare glesas ut och ett tillräckligt antal områden där arten nu finns måste sparas för framtiden. Rosenticka är typisk art för </w:t>
+      </w:r>
+      <w:r>
+        <w:rPr>
+          <w:i/>
+        </w:rPr>
+        <w:t xml:space="preserve">9010 Taiga </w:t>
+      </w:r>
+      <w:r>
+        <w:t xml:space="preserve">och </w:t>
+      </w:r>
+      <w:r>
+        <w:rPr>
+          <w:i/>
+        </w:rPr>
+        <w:t>9050 Näringsrik granskog</w:t>
+      </w:r>
+      <w:r>
+        <w:t xml:space="preserve"> (Nitare &amp; Skogsstyrelsen, 2019; SLU Artdatabanken, 2024).</w:t>
+      </w:r>
+    </w:p>
+    <w:p>
+      <w:r>
+        <w:rPr>
+          <w:b/>
+        </w:rPr>
+        <w:t xml:space="preserve">Skarp dropptaggsvamp (NT) </w:t>
+      </w:r>
+      <w:r>
+        <w:t>bildar mykorrhiza med både gran och tall, främst i barrskogar med trädkontinuitet. Arten uppträder dels i näringsrik kalkbarrskog och dels i sur lavtallskog. Kalkbarrskogarna är ofta grandominerade, olikåldriga och skiktade på frisk mark med ett örtrikt vegetationsskikt. Lavtallskogarna är i regel magra, torra, ljusöppna och ofta brandpräglade. Den totala populationen i landet har minskat och bedöms fortsätta minska till följd av avverkning av äldre barrskogar. Arten har begränsad förmåga att återetablera sig efter slutavverkning eller andra storskaliga skogsbruksåtgärder. Det saknas indikationer på att arten långsiktigt kan etablera eller reproducera sig i skogsbestånd som brukas med metoder som trakthyggesbruk, markberedning, gödsling eller föryngring med förädlat plantmaterial. Minskningstakten för den svenska populationen bedöms vara nära gränsvärdet för Sårbar (VU) (SLU Artdatabanken, 2026).</w:t>
+      </w:r>
+    </w:p>
+    <w:p>
+      <w:r>
+        <w:rPr>
+          <w:b/>
+        </w:rPr>
+        <w:t>Skrovellav (NT)</w:t>
+      </w:r>
+      <w:r>
+        <w:t xml:space="preserve"> växer på gamla lövträd och på klippor i gamla skogar med hög och jämn luftfuktighet. Slutavverkning av kontinuitetsskog utgör det största hotet och lavens fortsatta förekomst bör säkerställas genom att lokaler med äldre skog skyddas. I områden med mycket hög luftfuktighet kan man på bålen av skrovellav finna de sällsynta parasitsvamparna skrovellavsknapp (EN), </w:t>
+      </w:r>
+      <w:r>
+        <w:rPr>
+          <w:i/>
+        </w:rPr>
+        <w:t>Catillaria lobariicola</w:t>
+      </w:r>
+      <w:r>
+        <w:t xml:space="preserve"> (VU) och </w:t>
+      </w:r>
+      <w:r>
+        <w:rPr>
+          <w:i/>
+        </w:rPr>
+        <w:t>Merismatium lobariae</w:t>
+      </w:r>
+      <w:r>
+        <w:t xml:space="preserve"> (DD). Skrovellav är typisk art för </w:t>
+      </w:r>
+      <w:r>
+        <w:rPr>
+          <w:i/>
+        </w:rPr>
+        <w:t xml:space="preserve">9010 Taiga, 9020 Nordlig ädellövskog, 9040 Fjällbjörkskog, 9070 Trädklädd betesmark, 9160 Näringsrik ekskog, 9180 Ädellövskog i branter, 9190 Näringsfattig ekskog, 8210 Kalkbranter </w:t>
+      </w:r>
+      <w:r>
+        <w:t xml:space="preserve">och </w:t>
+      </w:r>
+      <w:r>
+        <w:rPr>
+          <w:i/>
+        </w:rPr>
+        <w:t>6530 Lövängar</w:t>
+      </w:r>
+      <w:r>
+        <w:t xml:space="preserve"> (SLU Artdatabanken, 2026; Nitare &amp; Skogsstyrelsen, 2019).</w:t>
+      </w:r>
+    </w:p>
+    <w:p>
+      <w:r>
+        <w:rPr>
+          <w:b/>
+        </w:rPr>
+        <w:t>Stiftgelélav (NT)</w:t>
+      </w:r>
+      <w:r>
+        <w:t xml:space="preserve"> växer på gamla aspar och sälgar i blandskogar med hög luftfuktighet. Slutavverkning och vedhuggning är de största hoten och lokaler bör undantas från rationell skogsskötsel. På lång sikt måste inslaget av asp öka i svensk skog. Stiftgelélav är typisk art för </w:t>
+      </w:r>
+      <w:r>
+        <w:rPr>
+          <w:i/>
+        </w:rPr>
+        <w:t>9010 Taiga</w:t>
+      </w:r>
+      <w:r>
+        <w:t xml:space="preserve"> (SLU Artdatabanken, 2024).</w:t>
+      </w:r>
+    </w:p>
+    <w:p>
+      <w:r>
+        <w:rPr>
+          <w:b/>
+        </w:rPr>
+        <w:t>Tretåig hackspett (NT, §4)</w:t>
+      </w:r>
+      <w:r>
+        <w:t xml:space="preserve"> är rödlistad som nära hotad och ingår i bilaga 1 i EU:s fågeldirektiv. Tretåig hackspett är för sin överlevnad beroende av kontinuerlig tillförsel av äldre döende och död ved, som sker genom naturliga självgallringsprocesser i äldre grannaturskogar och barrblandade naturskogar. Om en skog genom skogsbruk gallras eller glesas ur så upphör och uteblir i stort sett den naturliga självgallringsprocessen för mycket lång tid framöver vilket omöjliggör upprätthållandet av den kontinuerliga ekologiska funktionen i ett område. Det finns studier som visar att naturskogens självgallringsprocess som den tretåiga hackspetten är beroende av, inte kan ersättas med efterlämnad hänsyn i skogsbruket (Imbeau &amp; Desrochers, 2002). Storleken på häckningsreviret varierar med skogstypen, förekomsten av död ved och graden av fragmentering, men är i allmänhet i storleksordningen 25–100 hektar. Vintertid krävs ofta betydligt större områden och det finns studier som antyder att arten behöver minst 100 hektar äldre skog. I områden med låg bonitet kan det behövas över 200 hektar lämpligt habitat för att ett par ska kunna reproducera sig. Områden med dokumenterad permanent förekomst i naturskogsmiljöer har vanligen så stora naturvärden att skogsbruk är olämpligt. Tretåig hackspett är typisk art för </w:t>
+      </w:r>
+      <w:r>
+        <w:rPr>
+          <w:i/>
+        </w:rPr>
+        <w:t xml:space="preserve">9010 Taiga, 9740 Skogsbevuxen myr, 9030 Landhöjningsskog </w:t>
+      </w:r>
+      <w:r>
+        <w:t xml:space="preserve">och </w:t>
+      </w:r>
+      <w:r>
+        <w:rPr>
+          <w:i/>
+        </w:rPr>
+        <w:t>9040 Fjällbjörkskog</w:t>
+      </w:r>
+      <w:r>
+        <w:t xml:space="preserve"> (Skogsstyrelsen, 2016; SLU Artdatabanken, 2024).</w:t>
+      </w:r>
+    </w:p>
+    <w:p>
+      <w:r>
+        <w:rPr>
+          <w:b/>
+        </w:rPr>
+        <w:t>Ullticka (NT)</w:t>
+      </w:r>
+      <w:r>
+        <w:t xml:space="preserve"> är knuten till restbestånd av barrnaturskog och förekommer med ett tydligt optimum i orörda eller måttligt påverkade gamla granskogar där det föreligger viss kontinuitet av grov död ved. Ullticka är en bra signalart inom hela sitt utbredningsområde och i södra Sverige är den sällsynt och en god signalart för skyddsvärda granskogsmiljöer. Den hotas av avverkning och fragmentering av naturskog och äldre granskog med lång trädkontinuitet. På ullticka kan ibland ulltickeporing (VU) påträffas - det är en sällsynt ticka som nyligen delats upp i de tre olika arterna ulltickeporing </w:t>
+      </w:r>
+      <w:r>
+        <w:rPr>
+          <w:i/>
+        </w:rPr>
+        <w:t xml:space="preserve">Skeletocutis brevispora </w:t>
+      </w:r>
+      <w:r>
+        <w:t>(VU)</w:t>
+      </w:r>
+      <w:r>
+        <w:rPr>
+          <w:i/>
+        </w:rPr>
+        <w:t>, Skeletocutis delicata</w:t>
+      </w:r>
+      <w:r>
+        <w:t xml:space="preserve"> (VU)</w:t>
+      </w:r>
+      <w:r>
+        <w:rPr>
+          <w:i/>
+        </w:rPr>
+        <w:t xml:space="preserve"> och Skeletocutis exilis</w:t>
+      </w:r>
+      <w:r>
+        <w:t xml:space="preserve"> (NT). Ullticka är typisk art för </w:t>
+      </w:r>
+      <w:r>
+        <w:rPr>
+          <w:i/>
+        </w:rPr>
+        <w:t xml:space="preserve">9010 Taiga, 9050 Näringsrik granskog </w:t>
+      </w:r>
+      <w:r>
+        <w:t xml:space="preserve">och </w:t>
+      </w:r>
+      <w:r>
+        <w:rPr>
+          <w:i/>
+        </w:rPr>
+        <w:t>9030 Landhöjningsskog</w:t>
+      </w:r>
+      <w:r>
+        <w:t xml:space="preserve"> (SLU Artdatabanken, 2026; Nitare &amp; Skogsstyrelsen, 2019; Miettinen &amp; Niemelä, 2018).</w:t>
+      </w:r>
+    </w:p>
+    <w:p>
+      <w:r>
+        <w:rPr>
+          <w:b/>
+        </w:rPr>
+        <w:t xml:space="preserve">Vaddporing (NT) </w:t>
+      </w:r>
+      <w:r>
+        <w:t>är en brunrötande vednedbrytare som hittas på undersidan av liggande murken tallved i olika former. Substratet utgörs framför allt av den typ av hård, kådimpregnerad och ofta kolad tallved som skapas i brandpräglad skog. Vedtypen nybildas i mycket liten omfattning och det är sannolikt att arten upplever en utdöendeskuld. För att garantera artens fortlevnad bör man både säkra att artens växtplatser hålls intakta samt att långsiktigt säkerställa att ny ved tillkommer, allra helst i omedelbar anslutning till artens växtplatser. Skoglig gallring och annat uttag av virke innebär ett hot mot arten (SLU Artdatabanken, 2024).</w:t>
+      </w:r>
+    </w:p>
+    <w:p>
+      <w:r>
+        <w:rPr>
+          <w:b/>
+        </w:rPr>
+        <w:t>Vedflamlav (NT)</w:t>
+      </w:r>
+      <w:r>
+        <w:t xml:space="preserve"> växer på gammal hård och torr, exponerad kärnved av tall, främst på högstubbar i ljusöppna lägen, t.ex. vid och på myrar, sjökanter, i glesa hällmarkskogar och i brandpräglade tallnaturskogar. Substratet nyskapas i begränsad omfattning och arten är en utmärkt indikator på höga naturvärden i denna skogstyp. Tall- och barrblandskogar med naturskogskaraktär och spår av bränder har ofta höga biologiska värden och bör skyddas. På vedflamlavens bål kan den sällsynta spiklaven/parasiten </w:t>
+      </w:r>
+      <w:r>
+        <w:rPr>
+          <w:i/>
+        </w:rPr>
+        <w:t>Calicium ramboldiicola</w:t>
+      </w:r>
+      <w:r>
+        <w:t xml:space="preserve"> (VU) påträffas (SLU Artdatabanken, 2026).</w:t>
+      </w:r>
+    </w:p>
+    <w:p>
+      <w:r>
+        <w:rPr>
+          <w:b/>
+        </w:rPr>
+        <w:t xml:space="preserve">Vedtrappmossa (NT) </w:t>
+      </w:r>
+      <w:r>
+        <w:t xml:space="preserve">växer på död ved, främst i gammal granskog. Den förekommer knappast alls i fjällnära barrskogar utan finns i skogslandskapet nedom fjällen och framför allt i landets södra delar är den en mycket bra signalart för barrnaturskog med höga naturvärden. Skogsavverkning och brist på grov död ved i skogen är de allvarligaste hoten och den överlever inte kalhyggesbruk. Lokaler med sluten granskog, tillräckligt stora för att säkerställa ett kontinuerligt tillskott på grova lågor, bör undantas från storskaligt skogsbruk. Vedtrappmossa är typisk art för </w:t>
+      </w:r>
+      <w:r>
+        <w:rPr>
+          <w:i/>
+        </w:rPr>
+        <w:t>9010 Taiga</w:t>
+      </w:r>
+      <w:r>
+        <w:t xml:space="preserve"> (SLU Artdatabanken, 2024).</w:t>
+      </w:r>
+    </w:p>
+    <w:p>
+      <w:r>
+        <w:rPr>
+          <w:b/>
+        </w:rPr>
+        <w:t>Violettgrå tagellav (NT)</w:t>
+      </w:r>
+      <w:r>
+        <w:t xml:space="preserve"> växer nästan uteslutande i gamla olikåldriga barrnaturskogar med lång skoglig kontinuitet och är en utmärkt signal på skog med höga naturvärden. Slutavverkning av tidigare aldrig slutavverkad skog (kontinuitetsskog) är det största hotet. Biotopen nyskapas i begränsad omfattning och barrskog äldre än 160 år, där den violettgrå tagellaven huvudsakligen påträffas har minskat med 50% de senaste 50 åren. Lågproduktiv skogsmark där laven förekommer bör undantas från skogsbruk och rika förekomster i äldre granskog bör skyddas. Arten är känslig för uttorkning och det är väsentligt att tillräckligt stora bestånd avsätts. Violettgrå tagellav är typisk art för </w:t>
+      </w:r>
+      <w:r>
+        <w:rPr>
+          <w:i/>
+        </w:rPr>
+        <w:t>9010 Taiga</w:t>
+      </w:r>
+      <w:r>
+        <w:t xml:space="preserve"> (SLU Artdatabanken, 2024; Nitare &amp; Skogsstyrelsen, 2019).</w:t>
+      </w:r>
+    </w:p>
+    <w:p>
+      <w:r>
+        <w:rPr>
+          <w:b/>
+        </w:rPr>
+        <w:t>Vitgrynig nållav (NT)</w:t>
+      </w:r>
+      <w:r>
+        <w:t xml:space="preserve"> växer nästan uteslutande på bark av gamla, senvuxna granar i skuggiga lägen med hög och jämn luftfuktighet. Den vanligaste naturtypen för arten är kontinuitetsskogar på frisk mark men den finns också i sumpgranskogar. På lång sikt utgör avverkningar av olikåldriga granskogar av naturskogskaraktär ett allvarligt hot mot arten och skogsbruksåtgärder på eller i närheten av växtplatserna bör undvikas. Naturskogsartade, fuktiga granskogar med förekomster av arten signalerar höga biologiska värden och bör bevaras (SLU Artdatabanken, 2024; Nitare &amp; Skogsstyrelsen, 2019).</w:t>
+      </w:r>
+    </w:p>
+    <w:p>
+      <w:r>
+        <w:rPr>
+          <w:b/>
+        </w:rPr>
+        <w:t>Bronshjon</w:t>
+      </w:r>
+      <w:r>
+        <w:t xml:space="preserve"> är en skalbagge vars larvutveckling sker under grov bark på stammar av döda eller döende barrträd, främst gran, i mindre omfattning tall. Arten är knuten till äldre, naturskogslik granskog med inslag av torkande träd. Bronshjon är typisk art för </w:t>
+      </w:r>
+      <w:r>
+        <w:rPr>
+          <w:i/>
+        </w:rPr>
+        <w:t>9010 Taiga</w:t>
+      </w:r>
+      <w:r>
+        <w:t xml:space="preserve"> (SLU Artdatabanken, 2025).</w:t>
+      </w:r>
+    </w:p>
+    <w:p>
+      <w:r>
+        <w:rPr>
+          <w:b/>
+        </w:rPr>
+        <w:t>Bårdlav</w:t>
+      </w:r>
+      <w:r>
+        <w:t xml:space="preserve"> signalerar miljöer med höga naturvärden och på lokalerna finns vanligtvis många andra ovanliga och rödlistade arter. Den visar även på platser med hög och jämn luftfuktighet. På bårdlav och andra njurlavar (Nephroma) kan de sällsynta parasiterna </w:t>
+      </w:r>
+      <w:r>
+        <w:rPr>
+          <w:i/>
+        </w:rPr>
+        <w:t xml:space="preserve">Protounguicularia nephromatis </w:t>
+      </w:r>
+      <w:r>
+        <w:t xml:space="preserve">(VU) och </w:t>
+      </w:r>
+      <w:r>
+        <w:rPr>
+          <w:i/>
+        </w:rPr>
+        <w:t xml:space="preserve">Tremella nephromatis </w:t>
+      </w:r>
+      <w:r>
+        <w:t xml:space="preserve">(DD) påträffas. Bårdlav är typisk art för </w:t>
+      </w:r>
+      <w:r>
+        <w:rPr>
+          <w:i/>
+        </w:rPr>
+        <w:t xml:space="preserve">9010 Taiga, 9020 Nordlig ädellövskog, 9070 Trädklädd betesmark, 9110 Näringsfattig bokskog, 9160 Näringsrik ekskog, 9180 Ädellövskog i branter </w:t>
+      </w:r>
+      <w:r>
+        <w:t>och</w:t>
+      </w:r>
+      <w:r>
+        <w:rPr>
+          <w:i/>
+        </w:rPr>
+        <w:t xml:space="preserve"> 9190 Näringsfattig ekskog</w:t>
+      </w:r>
+      <w:r>
+        <w:t xml:space="preserve"> (SLU Artdatabanken, 2026; Nitare &amp; Skogsstyrelsen, 2019).</w:t>
+      </w:r>
+    </w:p>
+    <w:p>
+      <w:r>
+        <w:rPr>
+          <w:b/>
+        </w:rPr>
+        <w:t>Luddlav</w:t>
+      </w:r>
+      <w:r>
+        <w:t xml:space="preserve"> signalerar lång skoglig kontinuitet med ett stabilt lokal- och mikroklimat med hög och jämn fuktighet. Luddlav är typisk art för </w:t>
+      </w:r>
+      <w:r>
+        <w:rPr>
+          <w:i/>
+        </w:rPr>
+        <w:t>9010 Taiga,</w:t>
+      </w:r>
+      <w:r>
+        <w:t xml:space="preserve"> </w:t>
+      </w:r>
+      <w:r>
+        <w:rPr>
+          <w:i/>
+        </w:rPr>
+        <w:t xml:space="preserve">9020 Nordlig ädellövskog, 9070 Trädklädd betesmark, 9110 Näringsfattig bokskog, 9180 Ädellövskog i branter </w:t>
+      </w:r>
+      <w:r>
+        <w:t>och</w:t>
+      </w:r>
+      <w:r>
+        <w:rPr>
+          <w:i/>
+        </w:rPr>
+        <w:t xml:space="preserve"> 9190 Näringsfattig ekskog </w:t>
+      </w:r>
+      <w:r>
+        <w:t>(Nitare &amp; Skogsstyrelsen, 2019; SLU Artdatabanken, 2025).</w:t>
+      </w:r>
+    </w:p>
+    <w:p>
+      <w:r>
+        <w:rPr>
+          <w:b/>
+        </w:rPr>
+        <w:t xml:space="preserve">Mörk husmossa </w:t>
+      </w:r>
+      <w:r>
+        <w:t xml:space="preserve">är en mycket bra signalart i södra och mellersta Sverige. Den är sannolikt svårspridd och växer huvudsakligen i skog med lång skoglig kontinuitet i områden med konstant hög luftfuktighet. Den är känslig för större avverkningar, men tål plockhuggning som lämnar ett tätare trädskikt och ett obrutet, fukthållande mosstäcke på marken. Ett par studier har klart visat att artens tillväxt försämras när skogen huggs ner intill växtplatsen, och att ett kalhygges påverkan på mörk husmossa avtar både med avståndet från kalhygget och ju fuktigare växtplatsen är. Mörk husmossa är typisk art för </w:t>
+      </w:r>
+      <w:r>
+        <w:rPr>
+          <w:i/>
+        </w:rPr>
+        <w:t xml:space="preserve">9010 Taiga, 9050 Näringsrik granskog, 9080 Lövsumpskog, 9750 Svämlövskog, 9020 Nordlig ädellövskog, 9160 Näringsrik ekskog </w:t>
+      </w:r>
+      <w:r>
+        <w:t>och</w:t>
+      </w:r>
+      <w:r>
+        <w:rPr>
+          <w:i/>
+        </w:rPr>
+        <w:t xml:space="preserve"> 9180 Ädellövskog i branter</w:t>
+      </w:r>
+      <w:r>
+        <w:t xml:space="preserve"> (SLU Artdatabanken, 2024; Nitare &amp; Skogsstyrelsen, 2019).</w:t>
+      </w:r>
+    </w:p>
+    <w:p>
+      <w:r>
+        <w:rPr>
+          <w:b/>
+        </w:rPr>
+        <w:t>Nästlav</w:t>
+      </w:r>
+      <w:r>
+        <w:t xml:space="preserve"> indikerar söder om den naturliga norrlandsgränsen äldre barrskogsområden med höga naturvärden där andra ovanliga nordliga barrskogsarter kan påträffas. Nästlav är typisk art för </w:t>
+      </w:r>
+      <w:r>
+        <w:rPr>
+          <w:i/>
+        </w:rPr>
+        <w:t xml:space="preserve">9010 Taiga </w:t>
+      </w:r>
+      <w:r>
+        <w:t>(Nitare &amp; Skogsstyrelsen, 2019; SLU Artdatabanken, 2025).</w:t>
+      </w:r>
+    </w:p>
+    <w:p>
+      <w:r>
+        <w:rPr>
+          <w:b/>
+        </w:rPr>
+        <w:t xml:space="preserve">Skinnlav </w:t>
+      </w:r>
+      <w:r>
+        <w:t xml:space="preserve">förekommer på diverse lövträd, främst på gammal asp och sälg. Den påträffas främst i områden med lång kontinuitet av grova lövträd och signalerar skogsmark med höga naturvärden. På lokalerna förekommer som regel ett flertal andra ovanliga eller rödlistade lavar. I likhet med gelélavarna, etablerar sig skinnlaven i skogsmark på grova aspar i sena lövsuccessioner. Skinnlav är typisk art för </w:t>
+      </w:r>
+      <w:r>
+        <w:rPr>
+          <w:i/>
+        </w:rPr>
+        <w:t xml:space="preserve">9010 Taiga, 9020 Nordlig ädellövskog </w:t>
+      </w:r>
+      <w:r>
+        <w:t xml:space="preserve">och </w:t>
+      </w:r>
+      <w:r>
+        <w:rPr>
+          <w:i/>
+        </w:rPr>
+        <w:t xml:space="preserve">9070 Trädklädd betesmark </w:t>
+      </w:r>
+      <w:r>
+        <w:t>(Nitare &amp; Skogsstyrelsen, 2019; SLU Artdatabanken, 2025).</w:t>
+      </w:r>
+    </w:p>
+    <w:p>
+      <w:r>
+        <w:rPr>
+          <w:b/>
+        </w:rPr>
+        <w:t>Skogshakmossa</w:t>
+      </w:r>
+      <w:r>
+        <w:t xml:space="preserve"> indikerar lokaler som ofta har en artrik mossflora som kräver jämn och hög markfuktighet, till exempel olika sumpskogar med höga naturvärden. Högst signalvärde har arten i södra och mellersta Sverige. Skogshakmossa är typisk art för </w:t>
+      </w:r>
+      <w:r>
+        <w:rPr>
+          <w:i/>
+        </w:rPr>
+        <w:t xml:space="preserve">9010 Taiga, 9050 Näringsrik granskog, 9080 Lövsumpskog </w:t>
+      </w:r>
+      <w:r>
+        <w:t xml:space="preserve">och </w:t>
+      </w:r>
+      <w:r>
+        <w:rPr>
+          <w:i/>
+        </w:rPr>
+        <w:t xml:space="preserve">9750 Svämlövskog </w:t>
+      </w:r>
+      <w:r>
+        <w:t>(Nitare &amp; Skogsstyrelsen, 2019; SLU Artdatabanken, 2025).</w:t>
+      </w:r>
+    </w:p>
+    <w:p>
+      <w:r>
+        <w:rPr>
+          <w:b/>
+        </w:rPr>
+        <w:t>Stor aspticka</w:t>
+      </w:r>
+      <w:r>
+        <w:t xml:space="preserve"> är knuten till gamla levande aspar och orsakar karaktäristiska inbuktningar i stammen (så kallad nekroser). Slutavverknings- och gallringsåtgärder i löv- och blandskogsbestånd som innebär att tillgången på grov asp minskar är ett hot mot arten. Det är viktigt att äldre aspar och aspbestånd sparas och för att gynna arten på sikt bör aspinslagen i t.ex. bergbranter, raviner, skogsbryn och kring äldre odlingsmarker generellt sparas i större utsträckning än vad som görs idag. Stor aspticka är typisk art för </w:t>
+      </w:r>
+      <w:r>
+        <w:rPr>
+          <w:i/>
+        </w:rPr>
+        <w:t xml:space="preserve">9010 Taiga </w:t>
+      </w:r>
+      <w:r>
+        <w:t xml:space="preserve">och </w:t>
+      </w:r>
+      <w:r>
+        <w:rPr>
+          <w:i/>
+        </w:rPr>
+        <w:t>9030 Landhöjningsskog</w:t>
+      </w:r>
+      <w:r>
+        <w:t xml:space="preserve"> (SLU Artdatabanken, 2024; Nitare &amp; Skogsstyrelsen, 2019).</w:t>
+      </w:r>
+    </w:p>
+    <w:p>
+      <w:r>
+        <w:rPr>
+          <w:b/>
+        </w:rPr>
+        <w:t>Stuplav</w:t>
+      </w:r>
+      <w:r>
+        <w:t xml:space="preserve"> är en mycket bra signalart i hela sitt utbredningsområde och förekommer nästan enbart i skogsmiljöer med höga naturvärden. Den indikerar långvarig förekomst av gamla lövträd och miljöer med konstant hög luftfuktighet. I skogar med suboceaniskt klimat finns det en mycket sällsynt parasit, njurlavsknapp </w:t>
+      </w:r>
+      <w:r>
+        <w:rPr>
+          <w:i/>
+        </w:rPr>
+        <w:t>Pletocarpon nephromeum</w:t>
+      </w:r>
+      <w:r>
+        <w:t xml:space="preserve"> (EN), som växer på stuplav. Ytterligare tre sällsynta lavparasiter, </w:t>
+      </w:r>
+      <w:r>
+        <w:rPr>
+          <w:i/>
+        </w:rPr>
+        <w:t>Protounguicularia nephromatis</w:t>
+      </w:r>
+      <w:r>
+        <w:t xml:space="preserve"> (VU), </w:t>
+      </w:r>
+      <w:r>
+        <w:rPr>
+          <w:i/>
+        </w:rPr>
+        <w:t>Refractohilum galligenum</w:t>
+      </w:r>
+      <w:r>
+        <w:t xml:space="preserve"> (NT) och </w:t>
+      </w:r>
+      <w:r>
+        <w:rPr>
+          <w:i/>
+        </w:rPr>
+        <w:t>Roselliniella nephromatis</w:t>
+      </w:r>
+      <w:r>
+        <w:t xml:space="preserve"> (DD), kan också påträffas på stuplav. Stuplav är typisk art för </w:t>
+      </w:r>
+      <w:r>
+        <w:rPr>
+          <w:i/>
+        </w:rPr>
+        <w:t>9010 Taiga</w:t>
+      </w:r>
+      <w:r>
+        <w:t xml:space="preserve"> (SLU Artdatabanken, 2026; Nitare &amp; Skogsstyrelsen, 2019).</w:t>
       </w:r>
     </w:p>
     <w:p>
@@ -783,7 +1270,7 @@
         <w:rPr>
           <w:i/>
         </w:rPr>
-        <w:t>I det avverkningsanmälda skogsområdet har 35 naturvårdsarter varav 25 rödlistade arter sina livsmiljöer och växtplatser.</w:t>
+        <w:t>I det avverkningsanmälda skogsområdet har 35 naturvårdsarter varav 26 rödlistade arter sina livsmiljöer och växtplatser.</w:t>
       </w:r>
     </w:p>
     <w:p>
@@ -995,57 +1482,57 @@
     </w:p>
     <w:p>
       <w:r>
-        <w:t>Lunglav (NT) är en av vårt lands främsta signalarter som överallt indikerar gamla lövträd, skogsbestånd med höga naturvärden och ekosystem med lång skoglig kontinuitet. Lokalt kan förekomsten vara mycket riklig men den hittas nästan enbart i gamla och ej slutavverkade skogar. Artens samtliga förekomster bör uppmärksammas från naturvårdssynpunkt, då många lokaler även hyser andra ovanliga och rödlistade arter. Rikliga förekomster bör skyddas med biotopskydd, frivilliga avsättningar eller reservat (SLU Artdatabanken, 2024; Nitare &amp; Skogsstyrelsen, 2019).</w:t>
+        <w:t xml:space="preserve">Lunglav (NT) är en av vårt lands främsta signalarter som överallt indikerar gamla lövträd, skogsbestånd med höga naturvärden och ekosystem med lång skoglig kontinuitet. Lokalt kan förekomsten vara mycket riklig men den hittas nästan enbart i gamla och ej slutavverkade skogar. Artens samtliga förekomster bör uppmärksammas från naturvårdssynpunkt, då många lokaler även hyser andra ovanliga och rödlistade arter, däribland de sällsynta lavparasiterna lunglavshårprick (CR), </w:t>
+      </w:r>
+      <w:r>
+        <w:rPr>
+          <w:i/>
+        </w:rPr>
+        <w:t>Abrothallus diederichii</w:t>
+      </w:r>
+      <w:r>
+        <w:t xml:space="preserve"> (VU), </w:t>
+      </w:r>
+      <w:r>
+        <w:rPr>
+          <w:i/>
+        </w:rPr>
+        <w:t>Abrothallus lobariae</w:t>
+      </w:r>
+      <w:r>
+        <w:t xml:space="preserve"> (VU), </w:t>
+      </w:r>
+      <w:r>
+        <w:rPr>
+          <w:i/>
+        </w:rPr>
+        <w:t>Calycina lobariae</w:t>
+      </w:r>
+      <w:r>
+        <w:t xml:space="preserve"> (VU), lunglavsknapp (VU) och skrovelmössing (VU), som växer på lunglav. Rikliga förekomster med lunglav bör skyddas med biotopskydd, frivilliga avsättningar eller reservat (SLU Artdatabanken, 2026; Nitare &amp; Skogsstyrelsen, 2019).</w:t>
       </w:r>
     </w:p>
     <w:p>
       <w:r>
-        <w:t xml:space="preserve">På lunglav kan man sällsynt finna små svarta skivlika bildningar som liknar apothecier men som är en parasitisk svamp, Lunglavsknapp </w:t>
+        <w:t xml:space="preserve">Lunglav är typisk art för </w:t>
       </w:r>
       <w:r>
         <w:rPr>
           <w:i/>
         </w:rPr>
-        <w:t>Plectocarpon lichenum</w:t>
-      </w:r>
-      <w:r>
-        <w:t xml:space="preserve"> (VU). Det finns ytterligare ett antal parasiter vilka bara förekommer på lunglav: Skrovelmössing </w:t>
+        <w:t>9010 Taiga, 9020 Nordlig ädellövskog, 9110 Näringsfattig bokskog, 9130 Näringsrik bokskog, 9160 Näringsrik ekskog, 9180 Ädellövskog i branter, 9190 Näringsfattig ekskog, 9070 Trädklädd betesmark, 9040 Fjällbjörkskog</w:t>
+      </w:r>
+      <w:r>
+        <w:t xml:space="preserve"> och</w:t>
       </w:r>
       <w:r>
         <w:rPr>
           <w:i/>
         </w:rPr>
-        <w:t>Dactylospora lobariella</w:t>
-      </w:r>
-      <w:r>
-        <w:t xml:space="preserve"> (rödlistad som Kunskapsbrist DD) och Lunglavshårprick </w:t>
-      </w:r>
-      <w:r>
-        <w:rPr>
-          <w:i/>
-        </w:rPr>
-        <w:t>Niesslia lobariae</w:t>
-      </w:r>
-      <w:r>
-        <w:t xml:space="preserve"> (rödlistad som Kunskapsbrist DD). Skrovelmössing (DD) har små svarta apothecier och bruna, 1-septerade sporer och Lunglavshårprick (DD) har brunhåriga perithecier och färglösa, 1-septerade sporer. Nyligen har ytterligare två lavparasiter påträffats i Sverige som växer på lunglav: </w:t>
-      </w:r>
-      <w:r>
-        <w:rPr>
-          <w:i/>
-        </w:rPr>
-        <w:t>Calycina alstrupii</w:t>
-      </w:r>
-      <w:r>
-        <w:t xml:space="preserve"> (NA) och </w:t>
-      </w:r>
-      <w:r>
-        <w:rPr>
-          <w:i/>
-        </w:rPr>
-        <w:t>Chalara lobariae</w:t>
-      </w:r>
-      <w:r>
-        <w:t xml:space="preserve"> (NA) (SLU Artdatabanken, 2025; SLU Artdatabanken, 2024; Nitare &amp; Skogsstyrelsen, 2019).</w:t>
+        <w:t xml:space="preserve"> 6530 Lövängar</w:t>
+      </w:r>
+      <w:r>
+        <w:t xml:space="preserve"> (SLU Artdatabanken, 2026).</w:t>
       </w:r>
     </w:p>
     <w:p>
@@ -1072,7 +1559,7 @@
     </w:p>
     <w:p>
       <w:r>
-        <w:t xml:space="preserve">SLU Artdatabanken, 2024. </w:t>
+        <w:t xml:space="preserve">SLU Artdatabanken, 2026. </w:t>
       </w:r>
       <w:r>
         <w:rPr>
@@ -1082,20 +1569,6 @@
       </w:r>
       <w:r>
         <w:t>SLU Artdatabanken, Uppsala.</w:t>
-      </w:r>
-    </w:p>
-    <w:p>
-      <w:r>
-        <w:t xml:space="preserve">SLU Artdatabanken, 2025. </w:t>
-      </w:r>
-      <w:r>
-        <w:rPr>
-          <w:i/>
-        </w:rPr>
-        <w:t xml:space="preserve">Över 20 nya lavparasiter för Sverige. </w:t>
-      </w:r>
-      <w:r>
-        <w:t>https://www.slu.se/artdatabanken/arter-och-natur/artiklar/over-20-nya-lavparasiter-for-sverige/</w:t>
       </w:r>
     </w:p>
     <w:p>
@@ -1108,7 +1581,16 @@
     </w:p>
     <w:p>
       <w:r>
-        <w:t>Mindre hackspett (NT) är rödlistad som nära hotad, fridlyst och prioriterad art i Skogsvårdslagen. Minskningstakten har uppgått till 25 (10–40) % under de senaste 15 åren och bedöms vara nära gränsvärdet för Sårbar (VU). (A2bc). (SLU Artdatabanken 2021).</w:t>
+        <w:t xml:space="preserve">Mindre hackspett (NT) är rödlistad som nära hotad, fridlyst och prioriterad art i Skogsvårdslagen. Den är typisk art för </w:t>
+      </w:r>
+      <w:r>
+        <w:rPr>
+          <w:i/>
+        </w:rPr>
+        <w:t>9010 Taiga, 9750 Svämlövskog, 9080 Lövsumpskog, 9030 Landhöjningsskog och 9040 Fjällbjörkskog</w:t>
+      </w:r>
+      <w:r>
+        <w:t>. Minskningstakten har uppgått till 25 (10–40) % under de senaste 15 åren och bedöms vara nära gränsvärdet för Sårbar (VU). (A2bc). (SLU Artdatabanken 2021).</w:t>
       </w:r>
     </w:p>
     <w:p>
@@ -1187,7 +1669,16 @@
         <w:rPr>
           <w:i/>
         </w:rPr>
-        <w:t>“Områden med dokumenterad permanent förekomst i naturskogsmiljöer har vanligen så stora naturvärden att skogsbruk är olämpligt”.</w:t>
+        <w:t>“Områden med dokumenterad permanent förekomst i naturskogsmiljöer har vanligen så stora naturvärden att skogsbruk är olämpligt”</w:t>
+      </w:r>
+      <w:r>
+        <w:t xml:space="preserve"> (SLU Artdatabanken, 2024; Skogsstyrelsen, 2016)</w:t>
+      </w:r>
+      <w:r>
+        <w:rPr>
+          <w:i/>
+        </w:rPr>
+        <w:t>.</w:t>
       </w:r>
     </w:p>
     <w:p>
@@ -1197,12 +1688,30 @@
     </w:p>
     <w:p>
       <w:r>
-        <w:t>Permanenta revir av tretåig hackspett karaktäriseras ofta av artens typiska ringformigt ordnade hackmärken på framför allt gamla granar. För att säkerställa att inte revir av tretåig hackspett drabbas av avverkningsplanerna bör en inventering göras i området både under häckningstid och under vintern, då arten utnyttjar betydligt större områden än under sommarens häckningsrevir. Storleken på häckningsreviret varierar med skogstypen, förekomsten av död ved och graden av fragmentering, men är i allmänhet i storleksordningen 25–100 hektar.</w:t>
+        <w:t>Permanenta revir av tretåig hackspett karaktäriseras ofta av artens typiska ringformigt ordnade hackmärken på framför allt gamla granar. För att säkerställa att inte revir av tretåig hackspett drabbas av avverkningsplanerna bör en inventering göras i området både under häckningstid och under vintern, då arten utnyttjar betydligt större områden än under sommarens häckningsrevir. Storleken på häckningsreviret varierar med skogstypen, förekomsten av död ved och graden av fragmentering, men är i allmänhet i storleksordningen 25–100 hektar (SLU Artdatabanken, 2024; Skogsstyrelsen, 2016).</w:t>
       </w:r>
     </w:p>
     <w:p>
       <w:r>
-        <w:t>Förutom fridlysning enligt §4 Artskyddsförordningen är tretåig hackspett även förtecknad i EU:s fågeldirektiv bilaga 1. Den ingår också i Natura 2000 och är förtecknad i Bernkonventionen bilaga II (strikt skyddade djurarter).</w:t>
+        <w:t xml:space="preserve">Förutom fridlysning enligt §4 Artskyddsförordningen är tretåig hackspett även förtecknad i EU:s fågeldirektiv bilaga 1. Den är typisk art för </w:t>
+      </w:r>
+      <w:r>
+        <w:rPr>
+          <w:i/>
+        </w:rPr>
+        <w:t xml:space="preserve">9010 Taiga, 9740 Skogsbevuxen myr, 9030 Landhöjningsskog </w:t>
+      </w:r>
+      <w:r>
+        <w:t xml:space="preserve">och </w:t>
+      </w:r>
+      <w:r>
+        <w:rPr>
+          <w:i/>
+        </w:rPr>
+        <w:t>9040 Fjällbjörkskog</w:t>
+      </w:r>
+      <w:r>
+        <w:t xml:space="preserve"> samt ingår i Natura 2000 och är förtecknad i Bernkonventionen bilaga II (strikt skyddade djurarter) (SLU Artdatabanken, 2024; Skogsstyrelsen, 2016).</w:t>
       </w:r>
     </w:p>
     <w:p>
@@ -1224,7 +1733,7 @@
         <w:t xml:space="preserve">Förekomst av tretåig hackspett Picoides tridactylus på bestånds- och landskapsnivå. </w:t>
       </w:r>
       <w:r>
-        <w:t>Ornis Svecica 6: 107–119</w:t>
+        <w:t>Ornis Svecica 6: 107–119.</w:t>
       </w:r>
     </w:p>
     <w:p>
@@ -1238,7 +1747,7 @@
         <w:t xml:space="preserve">Dead wood threshold values for the three-toed woodpecker presence in boreal and sub-Alpine forest. </w:t>
       </w:r>
       <w:r>
-        <w:t>Biological conservation 119(3): 305–318</w:t>
+        <w:t>Biological conservation 119(3): 305–318.</w:t>
       </w:r>
     </w:p>
     <w:p>
@@ -1277,28 +1786,39 @@
         <w:rPr>
           <w:i/>
         </w:rPr>
-        <w:t xml:space="preserve">Vägledning för hänsyn till fåglar – Tretåig hackspett. </w:t>
-      </w:r>
-      <w:r>
-        <w:t>www.skogsstyrelsen.se</w:t>
+        <w:t>Vägledning för hänsyn till fåglar – Tretåig hackspett.</w:t>
       </w:r>
     </w:p>
     <w:p>
       <w:r>
-        <w:t xml:space="preserve">Stachura-Skierczynska, K., Tumiel, T. &amp; Skierczynski, M. 2009. </w:t>
+        <w:t xml:space="preserve">SLU Artdatabanken, 2024. </w:t>
       </w:r>
       <w:r>
         <w:rPr>
           <w:i/>
         </w:rPr>
-        <w:t xml:space="preserve">Habitat prediction model for three-toed woodpecker and its implications for the conservation of biologically valuable forests. </w:t>
-      </w:r>
-      <w:r>
-        <w:t>Forest Ecology and Management 258(5): 697–703.</w:t>
+        <w:t xml:space="preserve">Artfaktablad. Naturvård – artfakta. </w:t>
+      </w:r>
+      <w:r>
+        <w:t>SLU Artdatabanken, Uppsala.</w:t>
       </w:r>
     </w:p>
     <w:p>
       <w:r>
+        <w:t xml:space="preserve">Stachura-Skierczynska, K., Tumiel, T. &amp; Skierczynski, M. 2009. </w:t>
+      </w:r>
+      <w:r>
+        <w:rPr>
+          <w:i/>
+        </w:rPr>
+        <w:t xml:space="preserve">Habitat prediction model for three-toed woodpecker and its implications for the conservation of biologically valuable forests. </w:t>
+      </w:r>
+      <w:r>
+        <w:t>Forest Ecology and Management 258(5): 697–703.</w:t>
+      </w:r>
+    </w:p>
+    <w:p>
+      <w:r>
         <w:t xml:space="preserve">Virkkala, R. 1991. </w:t>
       </w:r>
       <w:r>
@@ -1308,7 +1828,7 @@
         <w:t xml:space="preserve">Population trends of forest birds in a Finnish Lapland landscape of large habitat blocks – Consequences of stochastic environmental variation or regional habitat alteration. </w:t>
       </w:r>
       <w:r>
-        <w:t>Biological conservation 56(2): 223–240</w:t>
+        <w:t>Biological conservation 56(2): 223–240.</w:t>
       </w:r>
     </w:p>
     <w:p>
@@ -1343,7 +1863,7 @@
 </file>
 
 <file path=word/endnotes.xml><?xml version="1.0" encoding="utf-8"?>
-<w:endnotes xmlns:wpc="http://schemas.microsoft.com/office/word/2010/wordprocessingCanvas" xmlns:cx="http://schemas.microsoft.com/office/drawing/2014/chartex" xmlns:cx1="http://schemas.microsoft.com/office/drawing/2015/9/8/chartex" xmlns:cx2="http://schemas.microsoft.com/office/drawing/2015/10/21/chartex" xmlns:cx3="http://schemas.microsoft.com/office/drawing/2016/5/9/chartex" xmlns:cx4="http://schemas.microsoft.com/office/drawing/2016/5/10/chartex" xmlns:cx5="http://schemas.microsoft.com/office/drawing/2016/5/11/chartex" xmlns:cx6="http://schemas.microsoft.com/office/drawing/2016/5/12/chartex" xmlns:cx7="http://schemas.microsoft.com/office/drawing/2016/5/13/chartex" xmlns:cx8="http://schemas.microsoft.com/office/drawing/2016/5/14/chartex" xmlns:mc="http://schemas.openxmlformats.org/markup-compatibility/2006" xmlns:aink="http://schemas.microsoft.com/office/drawing/2016/ink" xmlns:am3d="http://schemas.microsoft.com/office/drawing/2017/model3d" xmlns:o="urn:schemas-microsoft-com:office:office" xmlns:oel="http://schemas.microsoft.com/office/2019/extlst" xmlns:r="http://schemas.openxmlformats.org/officeDocument/2006/relationships" xmlns:m="http://schemas.openxmlformats.org/officeDocument/2006/math" xmlns:v="urn:schemas-microsoft-com:vml" xmlns:wp14="http://schemas.microsoft.com/office/word/2010/wordprocessingDrawing" xmlns:wp="http://schemas.openxmlformats.org/drawingml/2006/wordprocessingDrawing" xmlns:w10="urn:schemas-microsoft-com:office:word" xmlns:w="http://schemas.openxmlformats.org/wordprocessingml/2006/main" xmlns:w14="http://schemas.microsoft.com/office/word/2010/wordml" xmlns:w15="http://schemas.microsoft.com/office/word/2012/wordml" xmlns:w16cex="http://schemas.microsoft.com/office/word/2018/wordml/cex" xmlns:w16cid="http://schemas.microsoft.com/office/word/2016/wordml/cid" xmlns:w16="http://schemas.microsoft.com/office/word/2018/wordml" xmlns:w16sdtdh="http://schemas.microsoft.com/office/word/2020/wordml/sdtdatahash" xmlns:w16se="http://schemas.microsoft.com/office/word/2015/wordml/symex" xmlns:wpg="http://schemas.microsoft.com/office/word/2010/wordprocessingGroup" xmlns:wpi="http://schemas.microsoft.com/office/word/2010/wordprocessingInk" xmlns:wne="http://schemas.microsoft.com/office/word/2006/wordml" xmlns:wps="http://schemas.microsoft.com/office/word/2010/wordprocessingShape" mc:Ignorable="w14 w15 w16se w16cid w16 w16cex w16sdtdh wp14">
+<w:endnotes xmlns:wpc="http://schemas.microsoft.com/office/word/2010/wordprocessingCanvas" xmlns:cx="http://schemas.microsoft.com/office/drawing/2014/chartex" xmlns:cx1="http://schemas.microsoft.com/office/drawing/2015/9/8/chartex" xmlns:cx2="http://schemas.microsoft.com/office/drawing/2015/10/21/chartex" xmlns:cx3="http://schemas.microsoft.com/office/drawing/2016/5/9/chartex" xmlns:cx4="http://schemas.microsoft.com/office/drawing/2016/5/10/chartex" xmlns:cx5="http://schemas.microsoft.com/office/drawing/2016/5/11/chartex" xmlns:cx6="http://schemas.microsoft.com/office/drawing/2016/5/12/chartex" xmlns:cx7="http://schemas.microsoft.com/office/drawing/2016/5/13/chartex" xmlns:cx8="http://schemas.microsoft.com/office/drawing/2016/5/14/chartex" xmlns:mc="http://schemas.openxmlformats.org/markup-compatibility/2006" xmlns:aink="http://schemas.microsoft.com/office/drawing/2016/ink" xmlns:am3d="http://schemas.microsoft.com/office/drawing/2017/model3d" xmlns:o="urn:schemas-microsoft-com:office:office" xmlns:oel="http://schemas.microsoft.com/office/2019/extlst" xmlns:r="http://schemas.openxmlformats.org/officeDocument/2006/relationships" xmlns:m="http://schemas.openxmlformats.org/officeDocument/2006/math" xmlns:v="urn:schemas-microsoft-com:vml" xmlns:wp14="http://schemas.microsoft.com/office/word/2010/wordprocessingDrawing" xmlns:wp="http://schemas.openxmlformats.org/drawingml/2006/wordprocessingDrawing" xmlns:w10="urn:schemas-microsoft-com:office:word" xmlns:w="http://schemas.openxmlformats.org/wordprocessingml/2006/main" xmlns:w14="http://schemas.microsoft.com/office/word/2010/wordml" xmlns:w15="http://schemas.microsoft.com/office/word/2012/wordml" xmlns:w16cex="http://schemas.microsoft.com/office/word/2018/wordml/cex" xmlns:w16cid="http://schemas.microsoft.com/office/word/2016/wordml/cid" xmlns:w16="http://schemas.microsoft.com/office/word/2018/wordml" xmlns:w16du="http://schemas.microsoft.com/office/word/2023/wordml/word16du" xmlns:w16sdtdh="http://schemas.microsoft.com/office/word/2020/wordml/sdtdatahash" xmlns:w16sdtfl="http://schemas.microsoft.com/office/word/2024/wordml/sdtformatlock" xmlns:w16se="http://schemas.microsoft.com/office/word/2015/wordml/symex" xmlns:wpg="http://schemas.microsoft.com/office/word/2010/wordprocessingGroup" xmlns:wpi="http://schemas.microsoft.com/office/word/2010/wordprocessingInk" xmlns:wne="http://schemas.microsoft.com/office/word/2006/wordml" xmlns:wps="http://schemas.microsoft.com/office/word/2010/wordprocessingShape" mc:Ignorable="w14 w15 w16se w16cid w16 w16cex w16sdtdh w16sdtfl w16du wp14">
   <w:endnote w:type="separator" w:id="-1">
     <w:p>
       <w:pPr>
@@ -1368,7 +1888,7 @@
 </file>
 
 <file path=word/footer1.xml><?xml version="1.0" encoding="utf-8"?>
-<w:ftr xmlns:wpc="http://schemas.microsoft.com/office/word/2010/wordprocessingCanvas" xmlns:cx="http://schemas.microsoft.com/office/drawing/2014/chartex" xmlns:cx1="http://schemas.microsoft.com/office/drawing/2015/9/8/chartex" xmlns:cx2="http://schemas.microsoft.com/office/drawing/2015/10/21/chartex" xmlns:cx3="http://schemas.microsoft.com/office/drawing/2016/5/9/chartex" xmlns:cx4="http://schemas.microsoft.com/office/drawing/2016/5/10/chartex" xmlns:cx5="http://schemas.microsoft.com/office/drawing/2016/5/11/chartex" xmlns:cx6="http://schemas.microsoft.com/office/drawing/2016/5/12/chartex" xmlns:cx7="http://schemas.microsoft.com/office/drawing/2016/5/13/chartex" xmlns:cx8="http://schemas.microsoft.com/office/drawing/2016/5/14/chartex" xmlns:mc="http://schemas.openxmlformats.org/markup-compatibility/2006" xmlns:aink="http://schemas.microsoft.com/office/drawing/2016/ink" xmlns:am3d="http://schemas.microsoft.com/office/drawing/2017/model3d" xmlns:o="urn:schemas-microsoft-com:office:office" xmlns:oel="http://schemas.microsoft.com/office/2019/extlst" xmlns:r="http://schemas.openxmlformats.org/officeDocument/2006/relationships" xmlns:m="http://schemas.openxmlformats.org/officeDocument/2006/math" xmlns:v="urn:schemas-microsoft-com:vml" xmlns:wp14="http://schemas.microsoft.com/office/word/2010/wordprocessingDrawing" xmlns:wp="http://schemas.openxmlformats.org/drawingml/2006/wordprocessingDrawing" xmlns:w10="urn:schemas-microsoft-com:office:word" xmlns:w="http://schemas.openxmlformats.org/wordprocessingml/2006/main" xmlns:w14="http://schemas.microsoft.com/office/word/2010/wordml" xmlns:w15="http://schemas.microsoft.com/office/word/2012/wordml" xmlns:w16cex="http://schemas.microsoft.com/office/word/2018/wordml/cex" xmlns:w16cid="http://schemas.microsoft.com/office/word/2016/wordml/cid" xmlns:w16="http://schemas.microsoft.com/office/word/2018/wordml" xmlns:w16sdtdh="http://schemas.microsoft.com/office/word/2020/wordml/sdtdatahash" xmlns:w16se="http://schemas.microsoft.com/office/word/2015/wordml/symex" xmlns:wpg="http://schemas.microsoft.com/office/word/2010/wordprocessingGroup" xmlns:wpi="http://schemas.microsoft.com/office/word/2010/wordprocessingInk" xmlns:wne="http://schemas.microsoft.com/office/word/2006/wordml" xmlns:wps="http://schemas.microsoft.com/office/word/2010/wordprocessingShape" mc:Ignorable="w14 w15 w16se w16cid w16 w16cex w16sdtdh wp14">
+<w:ftr xmlns:wpc="http://schemas.microsoft.com/office/word/2010/wordprocessingCanvas" xmlns:cx="http://schemas.microsoft.com/office/drawing/2014/chartex" xmlns:cx1="http://schemas.microsoft.com/office/drawing/2015/9/8/chartex" xmlns:cx2="http://schemas.microsoft.com/office/drawing/2015/10/21/chartex" xmlns:cx3="http://schemas.microsoft.com/office/drawing/2016/5/9/chartex" xmlns:cx4="http://schemas.microsoft.com/office/drawing/2016/5/10/chartex" xmlns:cx5="http://schemas.microsoft.com/office/drawing/2016/5/11/chartex" xmlns:cx6="http://schemas.microsoft.com/office/drawing/2016/5/12/chartex" xmlns:cx7="http://schemas.microsoft.com/office/drawing/2016/5/13/chartex" xmlns:cx8="http://schemas.microsoft.com/office/drawing/2016/5/14/chartex" xmlns:mc="http://schemas.openxmlformats.org/markup-compatibility/2006" xmlns:aink="http://schemas.microsoft.com/office/drawing/2016/ink" xmlns:am3d="http://schemas.microsoft.com/office/drawing/2017/model3d" xmlns:o="urn:schemas-microsoft-com:office:office" xmlns:oel="http://schemas.microsoft.com/office/2019/extlst" xmlns:r="http://schemas.openxmlformats.org/officeDocument/2006/relationships" xmlns:m="http://schemas.openxmlformats.org/officeDocument/2006/math" xmlns:v="urn:schemas-microsoft-com:vml" xmlns:wp14="http://schemas.microsoft.com/office/word/2010/wordprocessingDrawing" xmlns:wp="http://schemas.openxmlformats.org/drawingml/2006/wordprocessingDrawing" xmlns:w10="urn:schemas-microsoft-com:office:word" xmlns:w="http://schemas.openxmlformats.org/wordprocessingml/2006/main" xmlns:w14="http://schemas.microsoft.com/office/word/2010/wordml" xmlns:w15="http://schemas.microsoft.com/office/word/2012/wordml" xmlns:w16cex="http://schemas.microsoft.com/office/word/2018/wordml/cex" xmlns:w16cid="http://schemas.microsoft.com/office/word/2016/wordml/cid" xmlns:w16="http://schemas.microsoft.com/office/word/2018/wordml" xmlns:w16du="http://schemas.microsoft.com/office/word/2023/wordml/word16du" xmlns:w16sdtdh="http://schemas.microsoft.com/office/word/2020/wordml/sdtdatahash" xmlns:w16sdtfl="http://schemas.microsoft.com/office/word/2024/wordml/sdtformatlock" xmlns:w16se="http://schemas.microsoft.com/office/word/2015/wordml/symex" xmlns:wpg="http://schemas.microsoft.com/office/word/2010/wordprocessingGroup" xmlns:wpi="http://schemas.microsoft.com/office/word/2010/wordprocessingInk" xmlns:wne="http://schemas.microsoft.com/office/word/2006/wordml" xmlns:wps="http://schemas.microsoft.com/office/word/2010/wordprocessingShape" mc:Ignorable="w14 w15 w16se w16cid w16 w16cex w16sdtdh w16sdtfl w16du wp14">
   <w:p>
     <w:pPr>
       <w:pStyle w:val="Footer"/>
@@ -1378,7 +1898,7 @@
 </file>
 
 <file path=word/footer2.xml><?xml version="1.0" encoding="utf-8"?>
-<w:ftr xmlns:wpc="http://schemas.microsoft.com/office/word/2010/wordprocessingCanvas" xmlns:cx="http://schemas.microsoft.com/office/drawing/2014/chartex" xmlns:cx1="http://schemas.microsoft.com/office/drawing/2015/9/8/chartex" xmlns:cx2="http://schemas.microsoft.com/office/drawing/2015/10/21/chartex" xmlns:cx3="http://schemas.microsoft.com/office/drawing/2016/5/9/chartex" xmlns:cx4="http://schemas.microsoft.com/office/drawing/2016/5/10/chartex" xmlns:cx5="http://schemas.microsoft.com/office/drawing/2016/5/11/chartex" xmlns:cx6="http://schemas.microsoft.com/office/drawing/2016/5/12/chartex" xmlns:cx7="http://schemas.microsoft.com/office/drawing/2016/5/13/chartex" xmlns:cx8="http://schemas.microsoft.com/office/drawing/2016/5/14/chartex" xmlns:mc="http://schemas.openxmlformats.org/markup-compatibility/2006" xmlns:aink="http://schemas.microsoft.com/office/drawing/2016/ink" xmlns:am3d="http://schemas.microsoft.com/office/drawing/2017/model3d" xmlns:o="urn:schemas-microsoft-com:office:office" xmlns:oel="http://schemas.microsoft.com/office/2019/extlst" xmlns:r="http://schemas.openxmlformats.org/officeDocument/2006/relationships" xmlns:m="http://schemas.openxmlformats.org/officeDocument/2006/math" xmlns:v="urn:schemas-microsoft-com:vml" xmlns:wp14="http://schemas.microsoft.com/office/word/2010/wordprocessingDrawing" xmlns:wp="http://schemas.openxmlformats.org/drawingml/2006/wordprocessingDrawing" xmlns:w10="urn:schemas-microsoft-com:office:word" xmlns:w="http://schemas.openxmlformats.org/wordprocessingml/2006/main" xmlns:w14="http://schemas.microsoft.com/office/word/2010/wordml" xmlns:w15="http://schemas.microsoft.com/office/word/2012/wordml" xmlns:w16cex="http://schemas.microsoft.com/office/word/2018/wordml/cex" xmlns:w16cid="http://schemas.microsoft.com/office/word/2016/wordml/cid" xmlns:w16="http://schemas.microsoft.com/office/word/2018/wordml" xmlns:w16sdtdh="http://schemas.microsoft.com/office/word/2020/wordml/sdtdatahash" xmlns:w16se="http://schemas.microsoft.com/office/word/2015/wordml/symex" xmlns:wpg="http://schemas.microsoft.com/office/word/2010/wordprocessingGroup" xmlns:wpi="http://schemas.microsoft.com/office/word/2010/wordprocessingInk" xmlns:wne="http://schemas.microsoft.com/office/word/2006/wordml" xmlns:wps="http://schemas.microsoft.com/office/word/2010/wordprocessingShape" mc:Ignorable="w14 w15 w16se w16cid w16 w16cex w16sdtdh wp14">
+<w:ftr xmlns:wpc="http://schemas.microsoft.com/office/word/2010/wordprocessingCanvas" xmlns:cx="http://schemas.microsoft.com/office/drawing/2014/chartex" xmlns:cx1="http://schemas.microsoft.com/office/drawing/2015/9/8/chartex" xmlns:cx2="http://schemas.microsoft.com/office/drawing/2015/10/21/chartex" xmlns:cx3="http://schemas.microsoft.com/office/drawing/2016/5/9/chartex" xmlns:cx4="http://schemas.microsoft.com/office/drawing/2016/5/10/chartex" xmlns:cx5="http://schemas.microsoft.com/office/drawing/2016/5/11/chartex" xmlns:cx6="http://schemas.microsoft.com/office/drawing/2016/5/12/chartex" xmlns:cx7="http://schemas.microsoft.com/office/drawing/2016/5/13/chartex" xmlns:cx8="http://schemas.microsoft.com/office/drawing/2016/5/14/chartex" xmlns:mc="http://schemas.openxmlformats.org/markup-compatibility/2006" xmlns:aink="http://schemas.microsoft.com/office/drawing/2016/ink" xmlns:am3d="http://schemas.microsoft.com/office/drawing/2017/model3d" xmlns:o="urn:schemas-microsoft-com:office:office" xmlns:oel="http://schemas.microsoft.com/office/2019/extlst" xmlns:r="http://schemas.openxmlformats.org/officeDocument/2006/relationships" xmlns:m="http://schemas.openxmlformats.org/officeDocument/2006/math" xmlns:v="urn:schemas-microsoft-com:vml" xmlns:wp14="http://schemas.microsoft.com/office/word/2010/wordprocessingDrawing" xmlns:wp="http://schemas.openxmlformats.org/drawingml/2006/wordprocessingDrawing" xmlns:w10="urn:schemas-microsoft-com:office:word" xmlns:w="http://schemas.openxmlformats.org/wordprocessingml/2006/main" xmlns:w14="http://schemas.microsoft.com/office/word/2010/wordml" xmlns:w15="http://schemas.microsoft.com/office/word/2012/wordml" xmlns:w16cex="http://schemas.microsoft.com/office/word/2018/wordml/cex" xmlns:w16cid="http://schemas.microsoft.com/office/word/2016/wordml/cid" xmlns:w16="http://schemas.microsoft.com/office/word/2018/wordml" xmlns:w16du="http://schemas.microsoft.com/office/word/2023/wordml/word16du" xmlns:w16sdtdh="http://schemas.microsoft.com/office/word/2020/wordml/sdtdatahash" xmlns:w16sdtfl="http://schemas.microsoft.com/office/word/2024/wordml/sdtformatlock" xmlns:w16se="http://schemas.microsoft.com/office/word/2015/wordml/symex" xmlns:wpg="http://schemas.microsoft.com/office/word/2010/wordprocessingGroup" xmlns:wpi="http://schemas.microsoft.com/office/word/2010/wordprocessingInk" xmlns:wne="http://schemas.microsoft.com/office/word/2006/wordml" xmlns:wps="http://schemas.microsoft.com/office/word/2010/wordprocessingShape" mc:Ignorable="w14 w15 w16se w16cid w16 w16cex w16sdtdh w16sdtfl w16du wp14">
   <w:p>
     <w:pPr>
       <w:pStyle w:val="Footer"/>
@@ -1388,7 +1908,7 @@
 </file>
 
 <file path=word/footer3.xml><?xml version="1.0" encoding="utf-8"?>
-<w:ftr xmlns:wpc="http://schemas.microsoft.com/office/word/2010/wordprocessingCanvas" xmlns:cx="http://schemas.microsoft.com/office/drawing/2014/chartex" xmlns:cx1="http://schemas.microsoft.com/office/drawing/2015/9/8/chartex" xmlns:cx2="http://schemas.microsoft.com/office/drawing/2015/10/21/chartex" xmlns:cx3="http://schemas.microsoft.com/office/drawing/2016/5/9/chartex" xmlns:cx4="http://schemas.microsoft.com/office/drawing/2016/5/10/chartex" xmlns:cx5="http://schemas.microsoft.com/office/drawing/2016/5/11/chartex" xmlns:cx6="http://schemas.microsoft.com/office/drawing/2016/5/12/chartex" xmlns:cx7="http://schemas.microsoft.com/office/drawing/2016/5/13/chartex" xmlns:cx8="http://schemas.microsoft.com/office/drawing/2016/5/14/chartex" xmlns:mc="http://schemas.openxmlformats.org/markup-compatibility/2006" xmlns:aink="http://schemas.microsoft.com/office/drawing/2016/ink" xmlns:am3d="http://schemas.microsoft.com/office/drawing/2017/model3d" xmlns:o="urn:schemas-microsoft-com:office:office" xmlns:oel="http://schemas.microsoft.com/office/2019/extlst" xmlns:r="http://schemas.openxmlformats.org/officeDocument/2006/relationships" xmlns:m="http://schemas.openxmlformats.org/officeDocument/2006/math" xmlns:v="urn:schemas-microsoft-com:vml" xmlns:wp14="http://schemas.microsoft.com/office/word/2010/wordprocessingDrawing" xmlns:wp="http://schemas.openxmlformats.org/drawingml/2006/wordprocessingDrawing" xmlns:w10="urn:schemas-microsoft-com:office:word" xmlns:w="http://schemas.openxmlformats.org/wordprocessingml/2006/main" xmlns:w14="http://schemas.microsoft.com/office/word/2010/wordml" xmlns:w15="http://schemas.microsoft.com/office/word/2012/wordml" xmlns:w16cex="http://schemas.microsoft.com/office/word/2018/wordml/cex" xmlns:w16cid="http://schemas.microsoft.com/office/word/2016/wordml/cid" xmlns:w16="http://schemas.microsoft.com/office/word/2018/wordml" xmlns:w16sdtdh="http://schemas.microsoft.com/office/word/2020/wordml/sdtdatahash" xmlns:w16se="http://schemas.microsoft.com/office/word/2015/wordml/symex" xmlns:wpg="http://schemas.microsoft.com/office/word/2010/wordprocessingGroup" xmlns:wpi="http://schemas.microsoft.com/office/word/2010/wordprocessingInk" xmlns:wne="http://schemas.microsoft.com/office/word/2006/wordml" xmlns:wps="http://schemas.microsoft.com/office/word/2010/wordprocessingShape" mc:Ignorable="w14 w15 w16se w16cid w16 w16cex w16sdtdh wp14">
+<w:ftr xmlns:wpc="http://schemas.microsoft.com/office/word/2010/wordprocessingCanvas" xmlns:cx="http://schemas.microsoft.com/office/drawing/2014/chartex" xmlns:cx1="http://schemas.microsoft.com/office/drawing/2015/9/8/chartex" xmlns:cx2="http://schemas.microsoft.com/office/drawing/2015/10/21/chartex" xmlns:cx3="http://schemas.microsoft.com/office/drawing/2016/5/9/chartex" xmlns:cx4="http://schemas.microsoft.com/office/drawing/2016/5/10/chartex" xmlns:cx5="http://schemas.microsoft.com/office/drawing/2016/5/11/chartex" xmlns:cx6="http://schemas.microsoft.com/office/drawing/2016/5/12/chartex" xmlns:cx7="http://schemas.microsoft.com/office/drawing/2016/5/13/chartex" xmlns:cx8="http://schemas.microsoft.com/office/drawing/2016/5/14/chartex" xmlns:mc="http://schemas.openxmlformats.org/markup-compatibility/2006" xmlns:aink="http://schemas.microsoft.com/office/drawing/2016/ink" xmlns:am3d="http://schemas.microsoft.com/office/drawing/2017/model3d" xmlns:o="urn:schemas-microsoft-com:office:office" xmlns:oel="http://schemas.microsoft.com/office/2019/extlst" xmlns:r="http://schemas.openxmlformats.org/officeDocument/2006/relationships" xmlns:m="http://schemas.openxmlformats.org/officeDocument/2006/math" xmlns:v="urn:schemas-microsoft-com:vml" xmlns:wp14="http://schemas.microsoft.com/office/word/2010/wordprocessingDrawing" xmlns:wp="http://schemas.openxmlformats.org/drawingml/2006/wordprocessingDrawing" xmlns:w10="urn:schemas-microsoft-com:office:word" xmlns:w="http://schemas.openxmlformats.org/wordprocessingml/2006/main" xmlns:w14="http://schemas.microsoft.com/office/word/2010/wordml" xmlns:w15="http://schemas.microsoft.com/office/word/2012/wordml" xmlns:w16cex="http://schemas.microsoft.com/office/word/2018/wordml/cex" xmlns:w16cid="http://schemas.microsoft.com/office/word/2016/wordml/cid" xmlns:w16="http://schemas.microsoft.com/office/word/2018/wordml" xmlns:w16du="http://schemas.microsoft.com/office/word/2023/wordml/word16du" xmlns:w16sdtdh="http://schemas.microsoft.com/office/word/2020/wordml/sdtdatahash" xmlns:w16sdtfl="http://schemas.microsoft.com/office/word/2024/wordml/sdtformatlock" xmlns:w16se="http://schemas.microsoft.com/office/word/2015/wordml/symex" xmlns:wpg="http://schemas.microsoft.com/office/word/2010/wordprocessingGroup" xmlns:wpi="http://schemas.microsoft.com/office/word/2010/wordprocessingInk" xmlns:wne="http://schemas.microsoft.com/office/word/2006/wordml" xmlns:wps="http://schemas.microsoft.com/office/word/2010/wordprocessingShape" mc:Ignorable="w14 w15 w16se w16cid w16 w16cex w16sdtdh w16sdtfl w16du wp14">
   <w:p>
     <w:pPr>
       <w:pStyle w:val="Footer"/>
@@ -1398,7 +1918,7 @@
 </file>
 
 <file path=word/footnotes.xml><?xml version="1.0" encoding="utf-8"?>
-<w:footnotes xmlns:wpc="http://schemas.microsoft.com/office/word/2010/wordprocessingCanvas" xmlns:cx="http://schemas.microsoft.com/office/drawing/2014/chartex" xmlns:cx1="http://schemas.microsoft.com/office/drawing/2015/9/8/chartex" xmlns:cx2="http://schemas.microsoft.com/office/drawing/2015/10/21/chartex" xmlns:cx3="http://schemas.microsoft.com/office/drawing/2016/5/9/chartex" xmlns:cx4="http://schemas.microsoft.com/office/drawing/2016/5/10/chartex" xmlns:cx5="http://schemas.microsoft.com/office/drawing/2016/5/11/chartex" xmlns:cx6="http://schemas.microsoft.com/office/drawing/2016/5/12/chartex" xmlns:cx7="http://schemas.microsoft.com/office/drawing/2016/5/13/chartex" xmlns:cx8="http://schemas.microsoft.com/office/drawing/2016/5/14/chartex" xmlns:mc="http://schemas.openxmlformats.org/markup-compatibility/2006" xmlns:aink="http://schemas.microsoft.com/office/drawing/2016/ink" xmlns:am3d="http://schemas.microsoft.com/office/drawing/2017/model3d" xmlns:o="urn:schemas-microsoft-com:office:office" xmlns:oel="http://schemas.microsoft.com/office/2019/extlst" xmlns:r="http://schemas.openxmlformats.org/officeDocument/2006/relationships" xmlns:m="http://schemas.openxmlformats.org/officeDocument/2006/math" xmlns:v="urn:schemas-microsoft-com:vml" xmlns:wp14="http://schemas.microsoft.com/office/word/2010/wordprocessingDrawing" xmlns:wp="http://schemas.openxmlformats.org/drawingml/2006/wordprocessingDrawing" xmlns:w10="urn:schemas-microsoft-com:office:word" xmlns:w="http://schemas.openxmlformats.org/wordprocessingml/2006/main" xmlns:w14="http://schemas.microsoft.com/office/word/2010/wordml" xmlns:w15="http://schemas.microsoft.com/office/word/2012/wordml" xmlns:w16cex="http://schemas.microsoft.com/office/word/2018/wordml/cex" xmlns:w16cid="http://schemas.microsoft.com/office/word/2016/wordml/cid" xmlns:w16="http://schemas.microsoft.com/office/word/2018/wordml" xmlns:w16sdtdh="http://schemas.microsoft.com/office/word/2020/wordml/sdtdatahash" xmlns:w16se="http://schemas.microsoft.com/office/word/2015/wordml/symex" xmlns:wpg="http://schemas.microsoft.com/office/word/2010/wordprocessingGroup" xmlns:wpi="http://schemas.microsoft.com/office/word/2010/wordprocessingInk" xmlns:wne="http://schemas.microsoft.com/office/word/2006/wordml" xmlns:wps="http://schemas.microsoft.com/office/word/2010/wordprocessingShape" mc:Ignorable="w14 w15 w16se w16cid w16 w16cex w16sdtdh wp14">
+<w:footnotes xmlns:wpc="http://schemas.microsoft.com/office/word/2010/wordprocessingCanvas" xmlns:cx="http://schemas.microsoft.com/office/drawing/2014/chartex" xmlns:cx1="http://schemas.microsoft.com/office/drawing/2015/9/8/chartex" xmlns:cx2="http://schemas.microsoft.com/office/drawing/2015/10/21/chartex" xmlns:cx3="http://schemas.microsoft.com/office/drawing/2016/5/9/chartex" xmlns:cx4="http://schemas.microsoft.com/office/drawing/2016/5/10/chartex" xmlns:cx5="http://schemas.microsoft.com/office/drawing/2016/5/11/chartex" xmlns:cx6="http://schemas.microsoft.com/office/drawing/2016/5/12/chartex" xmlns:cx7="http://schemas.microsoft.com/office/drawing/2016/5/13/chartex" xmlns:cx8="http://schemas.microsoft.com/office/drawing/2016/5/14/chartex" xmlns:mc="http://schemas.openxmlformats.org/markup-compatibility/2006" xmlns:aink="http://schemas.microsoft.com/office/drawing/2016/ink" xmlns:am3d="http://schemas.microsoft.com/office/drawing/2017/model3d" xmlns:o="urn:schemas-microsoft-com:office:office" xmlns:oel="http://schemas.microsoft.com/office/2019/extlst" xmlns:r="http://schemas.openxmlformats.org/officeDocument/2006/relationships" xmlns:m="http://schemas.openxmlformats.org/officeDocument/2006/math" xmlns:v="urn:schemas-microsoft-com:vml" xmlns:wp14="http://schemas.microsoft.com/office/word/2010/wordprocessingDrawing" xmlns:wp="http://schemas.openxmlformats.org/drawingml/2006/wordprocessingDrawing" xmlns:w10="urn:schemas-microsoft-com:office:word" xmlns:w="http://schemas.openxmlformats.org/wordprocessingml/2006/main" xmlns:w14="http://schemas.microsoft.com/office/word/2010/wordml" xmlns:w15="http://schemas.microsoft.com/office/word/2012/wordml" xmlns:w16cex="http://schemas.microsoft.com/office/word/2018/wordml/cex" xmlns:w16cid="http://schemas.microsoft.com/office/word/2016/wordml/cid" xmlns:w16="http://schemas.microsoft.com/office/word/2018/wordml" xmlns:w16du="http://schemas.microsoft.com/office/word/2023/wordml/word16du" xmlns:w16sdtdh="http://schemas.microsoft.com/office/word/2020/wordml/sdtdatahash" xmlns:w16sdtfl="http://schemas.microsoft.com/office/word/2024/wordml/sdtformatlock" xmlns:w16se="http://schemas.microsoft.com/office/word/2015/wordml/symex" xmlns:wpg="http://schemas.microsoft.com/office/word/2010/wordprocessingGroup" xmlns:wpi="http://schemas.microsoft.com/office/word/2010/wordprocessingInk" xmlns:wne="http://schemas.microsoft.com/office/word/2006/wordml" xmlns:wps="http://schemas.microsoft.com/office/word/2010/wordprocessingShape" mc:Ignorable="w14 w15 w16se w16cid w16 w16cex w16sdtdh w16sdtfl w16du wp14">
   <w:footnote w:type="separator" w:id="-1">
     <w:p>
       <w:pPr>
@@ -1423,7 +1943,7 @@
 </file>
 
 <file path=word/header1.xml><?xml version="1.0" encoding="utf-8"?>
-<w:hdr xmlns:wpc="http://schemas.microsoft.com/office/word/2010/wordprocessingCanvas" xmlns:cx="http://schemas.microsoft.com/office/drawing/2014/chartex" xmlns:cx1="http://schemas.microsoft.com/office/drawing/2015/9/8/chartex" xmlns:cx2="http://schemas.microsoft.com/office/drawing/2015/10/21/chartex" xmlns:cx3="http://schemas.microsoft.com/office/drawing/2016/5/9/chartex" xmlns:cx4="http://schemas.microsoft.com/office/drawing/2016/5/10/chartex" xmlns:cx5="http://schemas.microsoft.com/office/drawing/2016/5/11/chartex" xmlns:cx6="http://schemas.microsoft.com/office/drawing/2016/5/12/chartex" xmlns:cx7="http://schemas.microsoft.com/office/drawing/2016/5/13/chartex" xmlns:cx8="http://schemas.microsoft.com/office/drawing/2016/5/14/chartex" xmlns:mc="http://schemas.openxmlformats.org/markup-compatibility/2006" xmlns:aink="http://schemas.microsoft.com/office/drawing/2016/ink" xmlns:am3d="http://schemas.microsoft.com/office/drawing/2017/model3d" xmlns:o="urn:schemas-microsoft-com:office:office" xmlns:oel="http://schemas.microsoft.com/office/2019/extlst" xmlns:r="http://schemas.openxmlformats.org/officeDocument/2006/relationships" xmlns:m="http://schemas.openxmlformats.org/officeDocument/2006/math" xmlns:v="urn:schemas-microsoft-com:vml" xmlns:wp14="http://schemas.microsoft.com/office/word/2010/wordprocessingDrawing" xmlns:wp="http://schemas.openxmlformats.org/drawingml/2006/wordprocessingDrawing" xmlns:w10="urn:schemas-microsoft-com:office:word" xmlns:w="http://schemas.openxmlformats.org/wordprocessingml/2006/main" xmlns:w14="http://schemas.microsoft.com/office/word/2010/wordml" xmlns:w15="http://schemas.microsoft.com/office/word/2012/wordml" xmlns:w16cex="http://schemas.microsoft.com/office/word/2018/wordml/cex" xmlns:w16cid="http://schemas.microsoft.com/office/word/2016/wordml/cid" xmlns:w16="http://schemas.microsoft.com/office/word/2018/wordml" xmlns:w16sdtdh="http://schemas.microsoft.com/office/word/2020/wordml/sdtdatahash" xmlns:w16se="http://schemas.microsoft.com/office/word/2015/wordml/symex" xmlns:wpg="http://schemas.microsoft.com/office/word/2010/wordprocessingGroup" xmlns:wpi="http://schemas.microsoft.com/office/word/2010/wordprocessingInk" xmlns:wne="http://schemas.microsoft.com/office/word/2006/wordml" xmlns:wps="http://schemas.microsoft.com/office/word/2010/wordprocessingShape" mc:Ignorable="w14 w15 w16se w16cid w16 w16cex w16sdtdh wp14">
+<w:hdr xmlns:wpc="http://schemas.microsoft.com/office/word/2010/wordprocessingCanvas" xmlns:cx="http://schemas.microsoft.com/office/drawing/2014/chartex" xmlns:cx1="http://schemas.microsoft.com/office/drawing/2015/9/8/chartex" xmlns:cx2="http://schemas.microsoft.com/office/drawing/2015/10/21/chartex" xmlns:cx3="http://schemas.microsoft.com/office/drawing/2016/5/9/chartex" xmlns:cx4="http://schemas.microsoft.com/office/drawing/2016/5/10/chartex" xmlns:cx5="http://schemas.microsoft.com/office/drawing/2016/5/11/chartex" xmlns:cx6="http://schemas.microsoft.com/office/drawing/2016/5/12/chartex" xmlns:cx7="http://schemas.microsoft.com/office/drawing/2016/5/13/chartex" xmlns:cx8="http://schemas.microsoft.com/office/drawing/2016/5/14/chartex" xmlns:mc="http://schemas.openxmlformats.org/markup-compatibility/2006" xmlns:aink="http://schemas.microsoft.com/office/drawing/2016/ink" xmlns:am3d="http://schemas.microsoft.com/office/drawing/2017/model3d" xmlns:o="urn:schemas-microsoft-com:office:office" xmlns:oel="http://schemas.microsoft.com/office/2019/extlst" xmlns:r="http://schemas.openxmlformats.org/officeDocument/2006/relationships" xmlns:m="http://schemas.openxmlformats.org/officeDocument/2006/math" xmlns:v="urn:schemas-microsoft-com:vml" xmlns:wp14="http://schemas.microsoft.com/office/word/2010/wordprocessingDrawing" xmlns:wp="http://schemas.openxmlformats.org/drawingml/2006/wordprocessingDrawing" xmlns:w10="urn:schemas-microsoft-com:office:word" xmlns:w="http://schemas.openxmlformats.org/wordprocessingml/2006/main" xmlns:w14="http://schemas.microsoft.com/office/word/2010/wordml" xmlns:w15="http://schemas.microsoft.com/office/word/2012/wordml" xmlns:w16cex="http://schemas.microsoft.com/office/word/2018/wordml/cex" xmlns:w16cid="http://schemas.microsoft.com/office/word/2016/wordml/cid" xmlns:w16="http://schemas.microsoft.com/office/word/2018/wordml" xmlns:w16du="http://schemas.microsoft.com/office/word/2023/wordml/word16du" xmlns:w16sdtdh="http://schemas.microsoft.com/office/word/2020/wordml/sdtdatahash" xmlns:w16sdtfl="http://schemas.microsoft.com/office/word/2024/wordml/sdtformatlock" xmlns:w16se="http://schemas.microsoft.com/office/word/2015/wordml/symex" xmlns:wpg="http://schemas.microsoft.com/office/word/2010/wordprocessingGroup" xmlns:wpi="http://schemas.microsoft.com/office/word/2010/wordprocessingInk" xmlns:wne="http://schemas.microsoft.com/office/word/2006/wordml" xmlns:wps="http://schemas.microsoft.com/office/word/2010/wordprocessingShape" mc:Ignorable="w14 w15 w16se w16cid w16 w16cex w16sdtdh w16sdtfl w16du wp14">
   <w:p>
     <w:pPr>
       <w:pStyle w:val="Header"/>
@@ -1433,7 +1953,7 @@
 </file>
 
 <file path=word/header2.xml><?xml version="1.0" encoding="utf-8"?>
-<w:hdr xmlns:wpc="http://schemas.microsoft.com/office/word/2010/wordprocessingCanvas" xmlns:cx="http://schemas.microsoft.com/office/drawing/2014/chartex" xmlns:cx1="http://schemas.microsoft.com/office/drawing/2015/9/8/chartex" xmlns:cx2="http://schemas.microsoft.com/office/drawing/2015/10/21/chartex" xmlns:cx3="http://schemas.microsoft.com/office/drawing/2016/5/9/chartex" xmlns:cx4="http://schemas.microsoft.com/office/drawing/2016/5/10/chartex" xmlns:cx5="http://schemas.microsoft.com/office/drawing/2016/5/11/chartex" xmlns:cx6="http://schemas.microsoft.com/office/drawing/2016/5/12/chartex" xmlns:cx7="http://schemas.microsoft.com/office/drawing/2016/5/13/chartex" xmlns:cx8="http://schemas.microsoft.com/office/drawing/2016/5/14/chartex" xmlns:mc="http://schemas.openxmlformats.org/markup-compatibility/2006" xmlns:aink="http://schemas.microsoft.com/office/drawing/2016/ink" xmlns:am3d="http://schemas.microsoft.com/office/drawing/2017/model3d" xmlns:o="urn:schemas-microsoft-com:office:office" xmlns:oel="http://schemas.microsoft.com/office/2019/extlst" xmlns:r="http://schemas.openxmlformats.org/officeDocument/2006/relationships" xmlns:m="http://schemas.openxmlformats.org/officeDocument/2006/math" xmlns:v="urn:schemas-microsoft-com:vml" xmlns:wp14="http://schemas.microsoft.com/office/word/2010/wordprocessingDrawing" xmlns:wp="http://schemas.openxmlformats.org/drawingml/2006/wordprocessingDrawing" xmlns:w10="urn:schemas-microsoft-com:office:word" xmlns:w="http://schemas.openxmlformats.org/wordprocessingml/2006/main" xmlns:w14="http://schemas.microsoft.com/office/word/2010/wordml" xmlns:w15="http://schemas.microsoft.com/office/word/2012/wordml" xmlns:w16cex="http://schemas.microsoft.com/office/word/2018/wordml/cex" xmlns:w16cid="http://schemas.microsoft.com/office/word/2016/wordml/cid" xmlns:w16="http://schemas.microsoft.com/office/word/2018/wordml" xmlns:w16sdtdh="http://schemas.microsoft.com/office/word/2020/wordml/sdtdatahash" xmlns:w16se="http://schemas.microsoft.com/office/word/2015/wordml/symex" xmlns:wpg="http://schemas.microsoft.com/office/word/2010/wordprocessingGroup" xmlns:wpi="http://schemas.microsoft.com/office/word/2010/wordprocessingInk" xmlns:wne="http://schemas.microsoft.com/office/word/2006/wordml" xmlns:wps="http://schemas.microsoft.com/office/word/2010/wordprocessingShape" mc:Ignorable="w14 w15 w16se w16cid w16 w16cex w16sdtdh wp14">
+<w:hdr xmlns:wpc="http://schemas.microsoft.com/office/word/2010/wordprocessingCanvas" xmlns:cx="http://schemas.microsoft.com/office/drawing/2014/chartex" xmlns:cx1="http://schemas.microsoft.com/office/drawing/2015/9/8/chartex" xmlns:cx2="http://schemas.microsoft.com/office/drawing/2015/10/21/chartex" xmlns:cx3="http://schemas.microsoft.com/office/drawing/2016/5/9/chartex" xmlns:cx4="http://schemas.microsoft.com/office/drawing/2016/5/10/chartex" xmlns:cx5="http://schemas.microsoft.com/office/drawing/2016/5/11/chartex" xmlns:cx6="http://schemas.microsoft.com/office/drawing/2016/5/12/chartex" xmlns:cx7="http://schemas.microsoft.com/office/drawing/2016/5/13/chartex" xmlns:cx8="http://schemas.microsoft.com/office/drawing/2016/5/14/chartex" xmlns:mc="http://schemas.openxmlformats.org/markup-compatibility/2006" xmlns:aink="http://schemas.microsoft.com/office/drawing/2016/ink" xmlns:am3d="http://schemas.microsoft.com/office/drawing/2017/model3d" xmlns:o="urn:schemas-microsoft-com:office:office" xmlns:oel="http://schemas.microsoft.com/office/2019/extlst" xmlns:r="http://schemas.openxmlformats.org/officeDocument/2006/relationships" xmlns:m="http://schemas.openxmlformats.org/officeDocument/2006/math" xmlns:v="urn:schemas-microsoft-com:vml" xmlns:wp14="http://schemas.microsoft.com/office/word/2010/wordprocessingDrawing" xmlns:wp="http://schemas.openxmlformats.org/drawingml/2006/wordprocessingDrawing" xmlns:w10="urn:schemas-microsoft-com:office:word" xmlns:w="http://schemas.openxmlformats.org/wordprocessingml/2006/main" xmlns:w14="http://schemas.microsoft.com/office/word/2010/wordml" xmlns:w15="http://schemas.microsoft.com/office/word/2012/wordml" xmlns:w16cex="http://schemas.microsoft.com/office/word/2018/wordml/cex" xmlns:w16cid="http://schemas.microsoft.com/office/word/2016/wordml/cid" xmlns:w16="http://schemas.microsoft.com/office/word/2018/wordml" xmlns:w16du="http://schemas.microsoft.com/office/word/2023/wordml/word16du" xmlns:w16sdtdh="http://schemas.microsoft.com/office/word/2020/wordml/sdtdatahash" xmlns:w16sdtfl="http://schemas.microsoft.com/office/word/2024/wordml/sdtformatlock" xmlns:w16se="http://schemas.microsoft.com/office/word/2015/wordml/symex" xmlns:wpg="http://schemas.microsoft.com/office/word/2010/wordprocessingGroup" xmlns:wpi="http://schemas.microsoft.com/office/word/2010/wordprocessingInk" xmlns:wne="http://schemas.microsoft.com/office/word/2006/wordml" xmlns:wps="http://schemas.microsoft.com/office/word/2010/wordprocessingShape" mc:Ignorable="w14 w15 w16se w16cid w16 w16cex w16sdtdh w16sdtfl w16du wp14">
   <w:p>
     <w:pPr>
       <w:pStyle w:val="Header"/>
@@ -1444,7 +1964,7 @@
 </file>
 
 <file path=word/header3.xml><?xml version="1.0" encoding="utf-8"?>
-<w:hdr xmlns:wpc="http://schemas.microsoft.com/office/word/2010/wordprocessingCanvas" xmlns:cx="http://schemas.microsoft.com/office/drawing/2014/chartex" xmlns:cx1="http://schemas.microsoft.com/office/drawing/2015/9/8/chartex" xmlns:cx2="http://schemas.microsoft.com/office/drawing/2015/10/21/chartex" xmlns:cx3="http://schemas.microsoft.com/office/drawing/2016/5/9/chartex" xmlns:cx4="http://schemas.microsoft.com/office/drawing/2016/5/10/chartex" xmlns:cx5="http://schemas.microsoft.com/office/drawing/2016/5/11/chartex" xmlns:cx6="http://schemas.microsoft.com/office/drawing/2016/5/12/chartex" xmlns:cx7="http://schemas.microsoft.com/office/drawing/2016/5/13/chartex" xmlns:cx8="http://schemas.microsoft.com/office/drawing/2016/5/14/chartex" xmlns:mc="http://schemas.openxmlformats.org/markup-compatibility/2006" xmlns:aink="http://schemas.microsoft.com/office/drawing/2016/ink" xmlns:am3d="http://schemas.microsoft.com/office/drawing/2017/model3d" xmlns:o="urn:schemas-microsoft-com:office:office" xmlns:oel="http://schemas.microsoft.com/office/2019/extlst" xmlns:r="http://schemas.openxmlformats.org/officeDocument/2006/relationships" xmlns:m="http://schemas.openxmlformats.org/officeDocument/2006/math" xmlns:v="urn:schemas-microsoft-com:vml" xmlns:wp14="http://schemas.microsoft.com/office/word/2010/wordprocessingDrawing" xmlns:wp="http://schemas.openxmlformats.org/drawingml/2006/wordprocessingDrawing" xmlns:w10="urn:schemas-microsoft-com:office:word" xmlns:w="http://schemas.openxmlformats.org/wordprocessingml/2006/main" xmlns:w14="http://schemas.microsoft.com/office/word/2010/wordml" xmlns:w15="http://schemas.microsoft.com/office/word/2012/wordml" xmlns:w16cex="http://schemas.microsoft.com/office/word/2018/wordml/cex" xmlns:w16cid="http://schemas.microsoft.com/office/word/2016/wordml/cid" xmlns:w16="http://schemas.microsoft.com/office/word/2018/wordml" xmlns:w16sdtdh="http://schemas.microsoft.com/office/word/2020/wordml/sdtdatahash" xmlns:w16se="http://schemas.microsoft.com/office/word/2015/wordml/symex" xmlns:wpg="http://schemas.microsoft.com/office/word/2010/wordprocessingGroup" xmlns:wpi="http://schemas.microsoft.com/office/word/2010/wordprocessingInk" xmlns:wne="http://schemas.microsoft.com/office/word/2006/wordml" xmlns:wps="http://schemas.microsoft.com/office/word/2010/wordprocessingShape" mc:Ignorable="w14 w15 w16se w16cid w16 w16cex w16sdtdh wp14">
+<w:hdr xmlns:wpc="http://schemas.microsoft.com/office/word/2010/wordprocessingCanvas" xmlns:cx="http://schemas.microsoft.com/office/drawing/2014/chartex" xmlns:cx1="http://schemas.microsoft.com/office/drawing/2015/9/8/chartex" xmlns:cx2="http://schemas.microsoft.com/office/drawing/2015/10/21/chartex" xmlns:cx3="http://schemas.microsoft.com/office/drawing/2016/5/9/chartex" xmlns:cx4="http://schemas.microsoft.com/office/drawing/2016/5/10/chartex" xmlns:cx5="http://schemas.microsoft.com/office/drawing/2016/5/11/chartex" xmlns:cx6="http://schemas.microsoft.com/office/drawing/2016/5/12/chartex" xmlns:cx7="http://schemas.microsoft.com/office/drawing/2016/5/13/chartex" xmlns:cx8="http://schemas.microsoft.com/office/drawing/2016/5/14/chartex" xmlns:mc="http://schemas.openxmlformats.org/markup-compatibility/2006" xmlns:aink="http://schemas.microsoft.com/office/drawing/2016/ink" xmlns:am3d="http://schemas.microsoft.com/office/drawing/2017/model3d" xmlns:o="urn:schemas-microsoft-com:office:office" xmlns:oel="http://schemas.microsoft.com/office/2019/extlst" xmlns:r="http://schemas.openxmlformats.org/officeDocument/2006/relationships" xmlns:m="http://schemas.openxmlformats.org/officeDocument/2006/math" xmlns:v="urn:schemas-microsoft-com:vml" xmlns:wp14="http://schemas.microsoft.com/office/word/2010/wordprocessingDrawing" xmlns:wp="http://schemas.openxmlformats.org/drawingml/2006/wordprocessingDrawing" xmlns:w10="urn:schemas-microsoft-com:office:word" xmlns:w="http://schemas.openxmlformats.org/wordprocessingml/2006/main" xmlns:w14="http://schemas.microsoft.com/office/word/2010/wordml" xmlns:w15="http://schemas.microsoft.com/office/word/2012/wordml" xmlns:w16cex="http://schemas.microsoft.com/office/word/2018/wordml/cex" xmlns:w16cid="http://schemas.microsoft.com/office/word/2016/wordml/cid" xmlns:w16="http://schemas.microsoft.com/office/word/2018/wordml" xmlns:w16du="http://schemas.microsoft.com/office/word/2023/wordml/word16du" xmlns:w16sdtdh="http://schemas.microsoft.com/office/word/2020/wordml/sdtdatahash" xmlns:w16sdtfl="http://schemas.microsoft.com/office/word/2024/wordml/sdtformatlock" xmlns:w16se="http://schemas.microsoft.com/office/word/2015/wordml/symex" xmlns:wpg="http://schemas.microsoft.com/office/word/2010/wordprocessingGroup" xmlns:wpi="http://schemas.microsoft.com/office/word/2010/wordprocessingInk" xmlns:wne="http://schemas.microsoft.com/office/word/2006/wordml" xmlns:wps="http://schemas.microsoft.com/office/word/2010/wordprocessingShape" mc:Ignorable="w14 w15 w16se w16cid w16 w16cex w16sdtdh w16sdtfl w16du wp14">
   <w:p>
     <w:pPr>
       <w:pStyle w:val="Header"/>
@@ -1453,7 +1973,7 @@
     <w:r>
       <w:tab/>
       <w:tab/>
-      <w:t>2025-08-02</w:t>
+      <w:t>2026-07-12</w:t>
       <w:br/>
       <w:br/>
     </w:r>
@@ -1470,7 +1990,7 @@
 </file>
 
 <file path=word/numbering.xml><?xml version="1.0" encoding="utf-8"?>
-<w:numbering xmlns:wpc="http://schemas.microsoft.com/office/word/2010/wordprocessingCanvas" xmlns:cx="http://schemas.microsoft.com/office/drawing/2014/chartex" xmlns:cx1="http://schemas.microsoft.com/office/drawing/2015/9/8/chartex" xmlns:cx2="http://schemas.microsoft.com/office/drawing/2015/10/21/chartex" xmlns:cx3="http://schemas.microsoft.com/office/drawing/2016/5/9/chartex" xmlns:cx4="http://schemas.microsoft.com/office/drawing/2016/5/10/chartex" xmlns:cx5="http://schemas.microsoft.com/office/drawing/2016/5/11/chartex" xmlns:cx6="http://schemas.microsoft.com/office/drawing/2016/5/12/chartex" xmlns:cx7="http://schemas.microsoft.com/office/drawing/2016/5/13/chartex" xmlns:cx8="http://schemas.microsoft.com/office/drawing/2016/5/14/chartex" xmlns:mc="http://schemas.openxmlformats.org/markup-compatibility/2006" xmlns:aink="http://schemas.microsoft.com/office/drawing/2016/ink" xmlns:am3d="http://schemas.microsoft.com/office/drawing/2017/model3d" xmlns:o="urn:schemas-microsoft-com:office:office" xmlns:oel="http://schemas.microsoft.com/office/2019/extlst" xmlns:r="http://schemas.openxmlformats.org/officeDocument/2006/relationships" xmlns:m="http://schemas.openxmlformats.org/officeDocument/2006/math" xmlns:v="urn:schemas-microsoft-com:vml" xmlns:wp14="http://schemas.microsoft.com/office/word/2010/wordprocessingDrawing" xmlns:wp="http://schemas.openxmlformats.org/drawingml/2006/wordprocessingDrawing" xmlns:w10="urn:schemas-microsoft-com:office:word" xmlns:w="http://schemas.openxmlformats.org/wordprocessingml/2006/main" xmlns:w14="http://schemas.microsoft.com/office/word/2010/wordml" xmlns:w15="http://schemas.microsoft.com/office/word/2012/wordml" xmlns:w16cex="http://schemas.microsoft.com/office/word/2018/wordml/cex" xmlns:w16cid="http://schemas.microsoft.com/office/word/2016/wordml/cid" xmlns:w16="http://schemas.microsoft.com/office/word/2018/wordml" xmlns:w16sdtdh="http://schemas.microsoft.com/office/word/2020/wordml/sdtdatahash" xmlns:w16se="http://schemas.microsoft.com/office/word/2015/wordml/symex" xmlns:wpg="http://schemas.microsoft.com/office/word/2010/wordprocessingGroup" xmlns:wpi="http://schemas.microsoft.com/office/word/2010/wordprocessingInk" xmlns:wne="http://schemas.microsoft.com/office/word/2006/wordml" xmlns:wps="http://schemas.microsoft.com/office/word/2010/wordprocessingShape" mc:Ignorable="w14 w15 w16se w16cid w16 w16cex w16sdtdh wp14">
+<w:numbering xmlns:wpc="http://schemas.microsoft.com/office/word/2010/wordprocessingCanvas" xmlns:cx="http://schemas.microsoft.com/office/drawing/2014/chartex" xmlns:cx1="http://schemas.microsoft.com/office/drawing/2015/9/8/chartex" xmlns:cx2="http://schemas.microsoft.com/office/drawing/2015/10/21/chartex" xmlns:cx3="http://schemas.microsoft.com/office/drawing/2016/5/9/chartex" xmlns:cx4="http://schemas.microsoft.com/office/drawing/2016/5/10/chartex" xmlns:cx5="http://schemas.microsoft.com/office/drawing/2016/5/11/chartex" xmlns:cx6="http://schemas.microsoft.com/office/drawing/2016/5/12/chartex" xmlns:cx7="http://schemas.microsoft.com/office/drawing/2016/5/13/chartex" xmlns:cx8="http://schemas.microsoft.com/office/drawing/2016/5/14/chartex" xmlns:mc="http://schemas.openxmlformats.org/markup-compatibility/2006" xmlns:aink="http://schemas.microsoft.com/office/drawing/2016/ink" xmlns:am3d="http://schemas.microsoft.com/office/drawing/2017/model3d" xmlns:o="urn:schemas-microsoft-com:office:office" xmlns:oel="http://schemas.microsoft.com/office/2019/extlst" xmlns:r="http://schemas.openxmlformats.org/officeDocument/2006/relationships" xmlns:m="http://schemas.openxmlformats.org/officeDocument/2006/math" xmlns:v="urn:schemas-microsoft-com:vml" xmlns:wp14="http://schemas.microsoft.com/office/word/2010/wordprocessingDrawing" xmlns:wp="http://schemas.openxmlformats.org/drawingml/2006/wordprocessingDrawing" xmlns:w10="urn:schemas-microsoft-com:office:word" xmlns:w="http://schemas.openxmlformats.org/wordprocessingml/2006/main" xmlns:w14="http://schemas.microsoft.com/office/word/2010/wordml" xmlns:w15="http://schemas.microsoft.com/office/word/2012/wordml" xmlns:w16cex="http://schemas.microsoft.com/office/word/2018/wordml/cex" xmlns:w16cid="http://schemas.microsoft.com/office/word/2016/wordml/cid" xmlns:w16="http://schemas.microsoft.com/office/word/2018/wordml" xmlns:w16du="http://schemas.microsoft.com/office/word/2023/wordml/word16du" xmlns:w16sdtdh="http://schemas.microsoft.com/office/word/2020/wordml/sdtdatahash" xmlns:w16sdtfl="http://schemas.microsoft.com/office/word/2024/wordml/sdtformatlock" xmlns:w16se="http://schemas.microsoft.com/office/word/2015/wordml/symex" xmlns:wpg="http://schemas.microsoft.com/office/word/2010/wordprocessingGroup" xmlns:wpi="http://schemas.microsoft.com/office/word/2010/wordprocessingInk" xmlns:wne="http://schemas.microsoft.com/office/word/2006/wordml" xmlns:wps="http://schemas.microsoft.com/office/word/2010/wordprocessingShape" mc:Ignorable="w14 w15 w16se w16cid w16 w16cex w16sdtdh w16sdtfl w16du wp14">
   <w:abstractNum w:abstractNumId="0" w15:restartNumberingAfterBreak="0">
     <w:nsid w:val="FFFFFF7C"/>
     <w:multiLevelType w:val="singleLevel"/>
@@ -1673,7 +2193,7 @@
 </file>
 
 <file path=word/styles.xml><?xml version="1.0" encoding="utf-8"?>
-<w:styles xmlns:mc="http://schemas.openxmlformats.org/markup-compatibility/2006" xmlns:r="http://schemas.openxmlformats.org/officeDocument/2006/relationships" xmlns:w="http://schemas.openxmlformats.org/wordprocessingml/2006/main" xmlns:w14="http://schemas.microsoft.com/office/word/2010/wordml" xmlns:w15="http://schemas.microsoft.com/office/word/2012/wordml" xmlns:w16cex="http://schemas.microsoft.com/office/word/2018/wordml/cex" xmlns:w16cid="http://schemas.microsoft.com/office/word/2016/wordml/cid" xmlns:w16="http://schemas.microsoft.com/office/word/2018/wordml" xmlns:w16sdtdh="http://schemas.microsoft.com/office/word/2020/wordml/sdtdatahash" xmlns:w16se="http://schemas.microsoft.com/office/word/2015/wordml/symex" mc:Ignorable="w14 w15 w16se w16cid w16 w16cex w16sdtdh">
+<w:styles xmlns:mc="http://schemas.openxmlformats.org/markup-compatibility/2006" xmlns:r="http://schemas.openxmlformats.org/officeDocument/2006/relationships" xmlns:w="http://schemas.openxmlformats.org/wordprocessingml/2006/main" xmlns:w14="http://schemas.microsoft.com/office/word/2010/wordml" xmlns:w15="http://schemas.microsoft.com/office/word/2012/wordml" xmlns:w16cex="http://schemas.microsoft.com/office/word/2018/wordml/cex" xmlns:w16cid="http://schemas.microsoft.com/office/word/2016/wordml/cid" xmlns:w16="http://schemas.microsoft.com/office/word/2018/wordml" xmlns:w16du="http://schemas.microsoft.com/office/word/2023/wordml/word16du" xmlns:w16sdtdh="http://schemas.microsoft.com/office/word/2020/wordml/sdtdatahash" xmlns:w16sdtfl="http://schemas.microsoft.com/office/word/2024/wordml/sdtformatlock" xmlns:w16se="http://schemas.microsoft.com/office/word/2015/wordml/symex" mc:Ignorable="w14 w15 w16se w16cid w16 w16cex w16sdtdh w16sdtfl w16du">
   <w:docDefaults>
     <w:rPrDefault>
       <w:rPr>
@@ -2431,7 +2951,7 @@
     <w:link w:val="TitleChar"/>
     <w:uiPriority w:val="10"/>
     <w:qFormat/>
-    <w:rsid w:val="007106C8"/>
+    <w:rsid w:val="00E854FA"/>
     <w:pPr>
       <w:spacing w:after="300" w:line="240" w:lineRule="auto"/>
       <w:contextualSpacing/>
@@ -2441,7 +2961,7 @@
       <w:rFonts w:eastAsiaTheme="majorEastAsia" w:cstheme="majorBidi"/>
       <w:spacing w:val="5"/>
       <w:kern w:val="28"/>
-      <w:sz w:val="52"/>
+      <w:sz w:val="40"/>
       <w:szCs w:val="52"/>
       <w:lang w:val="sv-SE" w:eastAsia="en-US" w:bidi="ar-SA"/>
     </w:rPr>
@@ -2451,12 +2971,12 @@
     <w:basedOn w:val="DefaultParagraphFont"/>
     <w:link w:val="Title"/>
     <w:uiPriority w:val="10"/>
-    <w:rsid w:val="007106C8"/>
+    <w:rsid w:val="00E854FA"/>
     <w:rPr>
       <w:rFonts w:ascii="Times New Roman" w:eastAsiaTheme="majorEastAsia" w:hAnsi="Times New Roman" w:cstheme="majorBidi"/>
       <w:spacing w:val="5"/>
       <w:kern w:val="28"/>
-      <w:sz w:val="52"/>
+      <w:sz w:val="40"/>
       <w:szCs w:val="52"/>
       <w:lang w:val="sv-SE" w:eastAsia="en-US" w:bidi="ar-SA"/>
     </w:rPr>

--- a/klagomål/Oxliden FSC-klagomål.docx
+++ b/klagomål/Oxliden FSC-klagomål.docx
@@ -1978,7 +1978,7 @@
       <w:br/>
     </w:r>
     <w:r>
-      <w:t>Till:</w:t>
+      <w:t>Till: Sveaskog</w:t>
       <w:br/>
     </w:r>
     <w:r>

--- a/klagomål/Oxliden FSC-klagomål.docx
+++ b/klagomål/Oxliden FSC-klagomål.docx
@@ -168,7 +168,7 @@
     </w:p>
     <w:p>
       <w:r>
-        <w:t>Detta klagomål behandlar höga naturvärden i avverkningsanmälan Oxliden i Bjurholms kommun som inkom 2026-07-12 och omfattar 258,7 ha.</w:t>
+        <w:t>Detta klagomål behandlar höga naturvärden i avverkningsanmälan Oxliden i Bjurholms kommun som inkom 2026-07-13 och omfattar 258,7 ha.</w:t>
       </w:r>
     </w:p>
     <w:p>
@@ -1973,7 +1973,7 @@
     <w:r>
       <w:tab/>
       <w:tab/>
-      <w:t>2026-07-12</w:t>
+      <w:t>2026-07-13</w:t>
       <w:br/>
       <w:br/>
     </w:r>

--- a/klagomål/Oxliden FSC-klagomål.docx
+++ b/klagomål/Oxliden FSC-klagomål.docx
@@ -168,7 +168,7 @@
     </w:p>
     <w:p>
       <w:r>
-        <w:t>Detta klagomål behandlar höga naturvärden i avverkningsanmälan Oxliden i Bjurholms kommun som inkom 2026-07-13 och omfattar 258,7 ha.</w:t>
+        <w:t>Detta klagomål behandlar höga naturvärden i avverkningsanmälan Oxliden i Bjurholms kommun som inkom 2026-07-14 och omfattar 258,7 ha.</w:t>
       </w:r>
     </w:p>
     <w:p>
@@ -1973,7 +1973,7 @@
     <w:r>
       <w:tab/>
       <w:tab/>
-      <w:t>2026-07-13</w:t>
+      <w:t>2026-07-14</w:t>
       <w:br/>
       <w:br/>
     </w:r>

--- a/klagomål/Oxliden FSC-klagomål.docx
+++ b/klagomål/Oxliden FSC-klagomål.docx
@@ -168,7 +168,7 @@
     </w:p>
     <w:p>
       <w:r>
-        <w:t>Detta klagomål behandlar höga naturvärden i avverkningsanmälan Oxliden i Bjurholms kommun som inkom 2026-07-14 och omfattar 258,7 ha.</w:t>
+        <w:t>Detta klagomål behandlar höga naturvärden i avverkningsanmälan Oxliden i Bjurholms kommun som inkom 2026-07-15 och omfattar 258,7 ha.</w:t>
       </w:r>
     </w:p>
     <w:p>
@@ -1973,7 +1973,7 @@
     <w:r>
       <w:tab/>
       <w:tab/>
-      <w:t>2026-07-14</w:t>
+      <w:t>2026-07-15</w:t>
       <w:br/>
       <w:br/>
     </w:r>

--- a/klagomål/Oxliden FSC-klagomål.docx
+++ b/klagomål/Oxliden FSC-klagomål.docx
@@ -168,7 +168,7 @@
     </w:p>
     <w:p>
       <w:r>
-        <w:t>Detta klagomål behandlar höga naturvärden i avverkningsanmälan Oxliden i Bjurholms kommun som inkom 2026-07-15 och omfattar 258,7 ha.</w:t>
+        <w:t>Detta klagomål behandlar höga naturvärden i avverkningsanmälan Oxliden i Bjurholms kommun som inkom 2026-07-16 och omfattar 258,7 ha.</w:t>
       </w:r>
     </w:p>
     <w:p>
@@ -1973,7 +1973,7 @@
     <w:r>
       <w:tab/>
       <w:tab/>
-      <w:t>2026-07-15</w:t>
+      <w:t>2026-07-16</w:t>
       <w:br/>
       <w:br/>
     </w:r>

--- a/klagomål/Oxliden FSC-klagomål.docx
+++ b/klagomål/Oxliden FSC-klagomål.docx
@@ -1973,7 +1973,7 @@
     <w:r>
       <w:tab/>
       <w:tab/>
-      <w:t>2026-07-16</w:t>
+      <w:t>2026-07-17</w:t>
       <w:br/>
       <w:br/>
     </w:r>

--- a/klagomål/Oxliden FSC-klagomål.docx
+++ b/klagomål/Oxliden FSC-klagomål.docx
@@ -168,7 +168,7 @@
     </w:p>
     <w:p>
       <w:r>
-        <w:t>Detta klagomål behandlar höga naturvärden i avverkningsanmälan Oxliden i Bjurholms kommun som inkom 2026-07-16 och omfattar 258,7 ha.</w:t>
+        <w:t>Detta klagomål behandlar höga naturvärden i avverkningsanmälan Oxliden i Bjurholms kommun som inkom 2026-07-17 och omfattar 258,7 ha.</w:t>
       </w:r>
     </w:p>
     <w:p>

--- a/klagomål/Oxliden FSC-klagomål.docx
+++ b/klagomål/Oxliden FSC-klagomål.docx
@@ -1973,7 +1973,7 @@
     <w:r>
       <w:tab/>
       <w:tab/>
-      <w:t>2026-07-17</w:t>
+      <w:t>2026-07-18</w:t>
       <w:br/>
       <w:br/>
     </w:r>

--- a/klagomål/Oxliden FSC-klagomål.docx
+++ b/klagomål/Oxliden FSC-klagomål.docx
@@ -168,7 +168,7 @@
     </w:p>
     <w:p>
       <w:r>
-        <w:t>Detta klagomål behandlar höga naturvärden i avverkningsanmälan Oxliden i Bjurholms kommun som inkom 2026-07-17 och omfattar 258,7 ha.</w:t>
+        <w:t>Detta klagomål behandlar höga naturvärden i avverkningsanmälan Oxliden i Bjurholms kommun som inkom 2026-07-18 och omfattar 258,7 ha.</w:t>
       </w:r>
     </w:p>
     <w:p>

--- a/klagomål/Oxliden FSC-klagomål.docx
+++ b/klagomål/Oxliden FSC-klagomål.docx
@@ -168,7 +168,7 @@
     </w:p>
     <w:p>
       <w:r>
-        <w:t>Detta klagomål behandlar höga naturvärden i avverkningsanmälan Oxliden i Bjurholms kommun som inkom 2026-07-18 och omfattar 258,7 ha.</w:t>
+        <w:t>Detta klagomål behandlar höga naturvärden i avverkningsanmälan Oxliden i Bjurholms kommun som inkom 2026-07-19 och omfattar 258,7 ha.</w:t>
       </w:r>
     </w:p>
     <w:p>
@@ -1973,7 +1973,7 @@
     <w:r>
       <w:tab/>
       <w:tab/>
-      <w:t>2026-07-18</w:t>
+      <w:t>2026-07-19</w:t>
       <w:br/>
       <w:br/>
     </w:r>

--- a/klagomål/Oxliden FSC-klagomål.docx
+++ b/klagomål/Oxliden FSC-klagomål.docx
@@ -1973,7 +1973,7 @@
     <w:r>
       <w:tab/>
       <w:tab/>
-      <w:t>2026-07-19</w:t>
+      <w:t>2026-07-20</w:t>
       <w:br/>
       <w:br/>
     </w:r>

--- a/klagomål/Oxliden FSC-klagomål.docx
+++ b/klagomål/Oxliden FSC-klagomål.docx
@@ -168,7 +168,7 @@
     </w:p>
     <w:p>
       <w:r>
-        <w:t>Detta klagomål behandlar höga naturvärden i avverkningsanmälan Oxliden i Bjurholms kommun som inkom 2026-07-19 och omfattar 258,7 ha.</w:t>
+        <w:t>Detta klagomål behandlar höga naturvärden i avverkningsanmälan Oxliden i Bjurholms kommun som inkom 2026-07-20 och omfattar 258,7 ha.</w:t>
       </w:r>
     </w:p>
     <w:p>
